--- a/lessons/5-6/downloads/reveal/5.6-session-1-practice-form-b.docx
+++ b/lessons/5-6/downloads/reveal/5.6-session-1-practice-form-b.docx
@@ -15,7 +15,7 @@
         <w:rPr>
           <w:rFonts w:ascii="Avenir Next" w:hAnsi="Avenir Next" w:cs="Avenir Next" w:eastAsia="Avenir Next"/>
           <w:color w:val="1A1A1A"/>
-          <w:sz w:val="20"/>
+          <w:sz w:val="22"/>
           <w:szCs w:val="20"/>
         </w:rPr>
         <w:t xml:space="preserve">Name</w:t>
@@ -33,7 +33,7 @@
         <w:rPr>
           <w:rFonts w:ascii="Avenir Next" w:hAnsi="Avenir Next" w:cs="Avenir Next" w:eastAsia="Avenir Next"/>
           <w:color w:val="1A1A1A"/>
-          <w:sz w:val="20"/>
+          <w:sz w:val="22"/>
           <w:szCs w:val="20"/>
         </w:rPr>
         <w:t xml:space="preserve">   Date</w:t>
@@ -51,7 +51,7 @@
         <w:rPr>
           <w:rFonts w:ascii="Avenir Next" w:hAnsi="Avenir Next" w:cs="Avenir Next" w:eastAsia="Avenir Next"/>
           <w:color w:val="1A1A1A"/>
-          <w:sz w:val="20"/>
+          <w:sz w:val="22"/>
           <w:szCs w:val="20"/>
         </w:rPr>
         <w:t xml:space="preserve">   Period</w:t>
@@ -78,7 +78,7 @@
           <w:caps/>
           <w:color w:val="003A70"/>
           <w:spacing w:val="12"/>
-          <w:sz w:val="19"/>
+          <w:sz w:val="22"/>
           <w:szCs w:val="19"/>
         </w:rPr>
         <w:t xml:space="preserve">Lesson 5-6  ·  Session 1  ·  Practice  ·  Form B</w:t>
@@ -86,6 +86,7 @@
     </w:p>
     <w:p>
       <w:pPr>
+        <w:pStyle w:val="Heading1"/>
         <w:keepNext/>
         <w:spacing w:before="0" w:after="10" w:line="240" w:lineRule="auto"/>
       </w:pPr>
@@ -111,7 +112,7 @@
         <w:rPr>
           <w:rFonts w:ascii="Avenir Next" w:hAnsi="Avenir Next" w:cs="Avenir Next" w:eastAsia="Avenir Next"/>
           <w:color w:val="5A5F66"/>
-          <w:sz w:val="17"/>
+          <w:sz w:val="22"/>
           <w:szCs w:val="17"/>
         </w:rPr>
         <w:t xml:space="preserve">Learning target — I can draw the net of a solid by unfolding its faces onto a flat surface.</w:t>
@@ -128,7 +129,7 @@
     </w:p>
     <w:p>
       <w:pPr>
-        <w:spacing w:before="0" w:after="0" w:line="60" w:lineRule="auto"/>
+        <w:spacing w:before="0" w:after="0" w:line="50" w:lineRule="exact"/>
       </w:pPr>
     </w:p>
     <w:tbl>
@@ -167,6 +168,7 @@
           </w:tcPr>
           <w:p>
             <w:pPr>
+              <w:pStyle w:val="Heading2"/>
               <w:spacing w:before="0" w:after="40" w:line="264" w:lineRule="auto"/>
             </w:pPr>
             <w:r>
@@ -194,63 +196,63 @@
                 <w:rFonts w:ascii="Avenir Next" w:hAnsi="Avenir Next" w:cs="Avenir Next" w:eastAsia="Avenir Next"/>
                 <w:b/>
                 <w:color w:val="003A70"/>
+                <w:sz w:val="22"/>
+                <w:szCs w:val="18"/>
+              </w:rPr>
+              <w:t xml:space="preserve">•</w:t>
+            </w:r>
+            <w:r>
+              <w:rPr>
+                <w:rFonts w:ascii="Avenir Next" w:hAnsi="Avenir Next" w:cs="Avenir Next" w:eastAsia="Avenir Next"/>
+                <w:color w:val="1A1A1A"/>
                 <w:sz w:val="18"/>
                 <w:szCs w:val="18"/>
               </w:rPr>
-              <w:t xml:space="preserve">•</w:t>
-            </w:r>
-            <w:r>
-              <w:rPr>
-                <w:rFonts w:ascii="Avenir Next" w:hAnsi="Avenir Next" w:cs="Avenir Next" w:eastAsia="Avenir Next"/>
-                <w:color w:val="1A1A1A"/>
-                <w:sz w:val="18"/>
+              <w:tab/>
+            </w:r>
+            <w:r>
+              <w:rPr>
+                <w:rFonts w:ascii="Avenir Next" w:hAnsi="Avenir Next" w:cs="Avenir Next" w:eastAsia="Avenir Next"/>
+                <w:color w:val="1A1A1A"/>
+                <w:sz w:val="22"/>
                 <w:szCs w:val="18"/>
               </w:rPr>
-              <w:tab/>
-            </w:r>
-            <w:r>
-              <w:rPr>
-                <w:rFonts w:ascii="Avenir Next" w:hAnsi="Avenir Next" w:cs="Avenir Next" w:eastAsia="Avenir Next"/>
-                <w:color w:val="1A1A1A"/>
-                <w:sz w:val="18"/>
+              <w:t xml:space="preserve">A </w:t>
+            </w:r>
+            <w:r>
+              <w:rPr>
+                <w:rFonts w:ascii="Avenir Next" w:hAnsi="Avenir Next" w:cs="Avenir Next" w:eastAsia="Avenir Next"/>
+                <w:b/>
+                <w:color w:val="1A1A1A"/>
+                <w:sz w:val="22"/>
                 <w:szCs w:val="18"/>
               </w:rPr>
-              <w:t xml:space="preserve">A </w:t>
-            </w:r>
-            <w:r>
-              <w:rPr>
-                <w:rFonts w:ascii="Avenir Next" w:hAnsi="Avenir Next" w:cs="Avenir Next" w:eastAsia="Avenir Next"/>
-                <w:b/>
-                <w:color w:val="1A1A1A"/>
-                <w:sz w:val="18"/>
+              <w:t xml:space="preserve">net</w:t>
+            </w:r>
+            <w:r>
+              <w:rPr>
+                <w:rFonts w:ascii="Avenir Next" w:hAnsi="Avenir Next" w:cs="Avenir Next" w:eastAsia="Avenir Next"/>
+                <w:color w:val="1A1A1A"/>
+                <w:sz w:val="22"/>
                 <w:szCs w:val="18"/>
               </w:rPr>
-              <w:t xml:space="preserve">net</w:t>
-            </w:r>
-            <w:r>
-              <w:rPr>
-                <w:rFonts w:ascii="Avenir Next" w:hAnsi="Avenir Next" w:cs="Avenir Next" w:eastAsia="Avenir Next"/>
-                <w:color w:val="1A1A1A"/>
-                <w:sz w:val="18"/>
+              <w:t xml:space="preserve"> is a flat pattern that folds into a solid. Each face appears </w:t>
+            </w:r>
+            <w:r>
+              <w:rPr>
+                <w:rFonts w:ascii="Avenir Next" w:hAnsi="Avenir Next" w:cs="Avenir Next" w:eastAsia="Avenir Next"/>
+                <w:b/>
+                <w:color w:val="1A1A1A"/>
+                <w:sz w:val="22"/>
                 <w:szCs w:val="18"/>
               </w:rPr>
-              <w:t xml:space="preserve"> is a flat pattern that folds into a solid. Each face appears </w:t>
-            </w:r>
-            <w:r>
-              <w:rPr>
-                <w:rFonts w:ascii="Avenir Next" w:hAnsi="Avenir Next" w:cs="Avenir Next" w:eastAsia="Avenir Next"/>
-                <w:b/>
-                <w:color w:val="1A1A1A"/>
-                <w:sz w:val="18"/>
-                <w:szCs w:val="18"/>
-              </w:rPr>
               <w:t xml:space="preserve">once</w:t>
             </w:r>
             <w:r>
               <w:rPr>
                 <w:rFonts w:ascii="Avenir Next" w:hAnsi="Avenir Next" w:cs="Avenir Next" w:eastAsia="Avenir Next"/>
                 <w:color w:val="1A1A1A"/>
-                <w:sz w:val="18"/>
+                <w:sz w:val="22"/>
                 <w:szCs w:val="18"/>
               </w:rPr>
               <w:t xml:space="preserve">, with no overlaps.</w:t>
@@ -269,73 +271,73 @@
                 <w:rFonts w:ascii="Avenir Next" w:hAnsi="Avenir Next" w:cs="Avenir Next" w:eastAsia="Avenir Next"/>
                 <w:b/>
                 <w:color w:val="003A70"/>
+                <w:sz w:val="22"/>
+                <w:szCs w:val="18"/>
+              </w:rPr>
+              <w:t xml:space="preserve">•</w:t>
+            </w:r>
+            <w:r>
+              <w:rPr>
+                <w:rFonts w:ascii="Avenir Next" w:hAnsi="Avenir Next" w:cs="Avenir Next" w:eastAsia="Avenir Next"/>
+                <w:color w:val="1A1A1A"/>
                 <w:sz w:val="18"/>
                 <w:szCs w:val="18"/>
               </w:rPr>
-              <w:t xml:space="preserve">•</w:t>
-            </w:r>
-            <w:r>
-              <w:rPr>
-                <w:rFonts w:ascii="Avenir Next" w:hAnsi="Avenir Next" w:cs="Avenir Next" w:eastAsia="Avenir Next"/>
-                <w:color w:val="1A1A1A"/>
-                <w:sz w:val="18"/>
+              <w:tab/>
+            </w:r>
+            <w:r>
+              <w:rPr>
+                <w:rFonts w:ascii="Avenir Next" w:hAnsi="Avenir Next" w:cs="Avenir Next" w:eastAsia="Avenir Next"/>
+                <w:b/>
+                <w:color w:val="1A1A1A"/>
+                <w:sz w:val="22"/>
                 <w:szCs w:val="18"/>
               </w:rPr>
-              <w:tab/>
-            </w:r>
-            <w:r>
-              <w:rPr>
-                <w:rFonts w:ascii="Avenir Next" w:hAnsi="Avenir Next" w:cs="Avenir Next" w:eastAsia="Avenir Next"/>
-                <w:b/>
-                <w:color w:val="1A1A1A"/>
-                <w:sz w:val="18"/>
+              <w:t xml:space="preserve">Rectangular prism</w:t>
+            </w:r>
+            <w:r>
+              <w:rPr>
+                <w:rFonts w:ascii="Avenir Next" w:hAnsi="Avenir Next" w:cs="Avenir Next" w:eastAsia="Avenir Next"/>
+                <w:color w:val="1A1A1A"/>
+                <w:sz w:val="22"/>
                 <w:szCs w:val="18"/>
               </w:rPr>
-              <w:t xml:space="preserve">Rectangular prism</w:t>
-            </w:r>
-            <w:r>
-              <w:rPr>
-                <w:rFonts w:ascii="Avenir Next" w:hAnsi="Avenir Next" w:cs="Avenir Next" w:eastAsia="Avenir Next"/>
-                <w:color w:val="1A1A1A"/>
-                <w:sz w:val="18"/>
+              <w:t xml:space="preserve">: 6 rectangles in 3 matching pairs. </w:t>
+            </w:r>
+            <w:r>
+              <w:rPr>
+                <w:rFonts w:ascii="Avenir Next" w:hAnsi="Avenir Next" w:cs="Avenir Next" w:eastAsia="Avenir Next"/>
+                <w:b/>
+                <w:color w:val="1A1A1A"/>
+                <w:sz w:val="22"/>
                 <w:szCs w:val="18"/>
               </w:rPr>
-              <w:t xml:space="preserve">: 6 rectangles in 3 matching pairs. </w:t>
-            </w:r>
-            <w:r>
-              <w:rPr>
-                <w:rFonts w:ascii="Avenir Next" w:hAnsi="Avenir Next" w:cs="Avenir Next" w:eastAsia="Avenir Next"/>
-                <w:b/>
-                <w:color w:val="1A1A1A"/>
-                <w:sz w:val="18"/>
+              <w:t xml:space="preserve">Square pyramid</w:t>
+            </w:r>
+            <w:r>
+              <w:rPr>
+                <w:rFonts w:ascii="Avenir Next" w:hAnsi="Avenir Next" w:cs="Avenir Next" w:eastAsia="Avenir Next"/>
+                <w:color w:val="1A1A1A"/>
+                <w:sz w:val="22"/>
                 <w:szCs w:val="18"/>
               </w:rPr>
-              <w:t xml:space="preserve">Square pyramid</w:t>
-            </w:r>
-            <w:r>
-              <w:rPr>
-                <w:rFonts w:ascii="Avenir Next" w:hAnsi="Avenir Next" w:cs="Avenir Next" w:eastAsia="Avenir Next"/>
-                <w:color w:val="1A1A1A"/>
-                <w:sz w:val="18"/>
+              <w:t xml:space="preserve">: 1 square + 4 triangles. </w:t>
+            </w:r>
+            <w:r>
+              <w:rPr>
+                <w:rFonts w:ascii="Avenir Next" w:hAnsi="Avenir Next" w:cs="Avenir Next" w:eastAsia="Avenir Next"/>
+                <w:b/>
+                <w:color w:val="1A1A1A"/>
+                <w:sz w:val="22"/>
                 <w:szCs w:val="18"/>
               </w:rPr>
-              <w:t xml:space="preserve">: 1 square + 4 triangles. </w:t>
-            </w:r>
-            <w:r>
-              <w:rPr>
-                <w:rFonts w:ascii="Avenir Next" w:hAnsi="Avenir Next" w:cs="Avenir Next" w:eastAsia="Avenir Next"/>
-                <w:b/>
-                <w:color w:val="1A1A1A"/>
-                <w:sz w:val="18"/>
-                <w:szCs w:val="18"/>
-              </w:rPr>
               <w:t xml:space="preserve">Triangular prism</w:t>
             </w:r>
             <w:r>
               <w:rPr>
                 <w:rFonts w:ascii="Avenir Next" w:hAnsi="Avenir Next" w:cs="Avenir Next" w:eastAsia="Avenir Next"/>
                 <w:color w:val="1A1A1A"/>
-                <w:sz w:val="18"/>
+                <w:sz w:val="22"/>
                 <w:szCs w:val="18"/>
               </w:rPr>
               <w:t xml:space="preserve">: 2 triangles + 3 rectangles.</w:t>
@@ -354,44 +356,44 @@
                 <w:rFonts w:ascii="Avenir Next" w:hAnsi="Avenir Next" w:cs="Avenir Next" w:eastAsia="Avenir Next"/>
                 <w:b/>
                 <w:color w:val="003A70"/>
+                <w:sz w:val="22"/>
+                <w:szCs w:val="18"/>
+              </w:rPr>
+              <w:t xml:space="preserve">•</w:t>
+            </w:r>
+            <w:r>
+              <w:rPr>
+                <w:rFonts w:ascii="Avenir Next" w:hAnsi="Avenir Next" w:cs="Avenir Next" w:eastAsia="Avenir Next"/>
+                <w:color w:val="1A1A1A"/>
                 <w:sz w:val="18"/>
                 <w:szCs w:val="18"/>
               </w:rPr>
-              <w:t xml:space="preserve">•</w:t>
-            </w:r>
-            <w:r>
-              <w:rPr>
-                <w:rFonts w:ascii="Avenir Next" w:hAnsi="Avenir Next" w:cs="Avenir Next" w:eastAsia="Avenir Next"/>
-                <w:color w:val="1A1A1A"/>
-                <w:sz w:val="18"/>
+              <w:tab/>
+            </w:r>
+            <w:r>
+              <w:rPr>
+                <w:rFonts w:ascii="Avenir Next" w:hAnsi="Avenir Next" w:cs="Avenir Next" w:eastAsia="Avenir Next"/>
+                <w:color w:val="1A1A1A"/>
+                <w:sz w:val="22"/>
                 <w:szCs w:val="18"/>
               </w:rPr>
-              <w:tab/>
-            </w:r>
-            <w:r>
-              <w:rPr>
-                <w:rFonts w:ascii="Avenir Next" w:hAnsi="Avenir Next" w:cs="Avenir Next" w:eastAsia="Avenir Next"/>
-                <w:color w:val="1A1A1A"/>
-                <w:sz w:val="18"/>
+              <w:t xml:space="preserve">Edges that fold together must be the </w:t>
+            </w:r>
+            <w:r>
+              <w:rPr>
+                <w:rFonts w:ascii="Avenir Next" w:hAnsi="Avenir Next" w:cs="Avenir Next" w:eastAsia="Avenir Next"/>
+                <w:b/>
+                <w:color w:val="1A1A1A"/>
+                <w:sz w:val="22"/>
                 <w:szCs w:val="18"/>
               </w:rPr>
-              <w:t xml:space="preserve">Edges that fold together must be the </w:t>
-            </w:r>
-            <w:r>
-              <w:rPr>
-                <w:rFonts w:ascii="Avenir Next" w:hAnsi="Avenir Next" w:cs="Avenir Next" w:eastAsia="Avenir Next"/>
-                <w:b/>
-                <w:color w:val="1A1A1A"/>
-                <w:sz w:val="18"/>
-                <w:szCs w:val="18"/>
-              </w:rPr>
               <w:t xml:space="preserve">same length</w:t>
             </w:r>
             <w:r>
               <w:rPr>
                 <w:rFonts w:ascii="Avenir Next" w:hAnsi="Avenir Next" w:cs="Avenir Next" w:eastAsia="Avenir Next"/>
                 <w:color w:val="1A1A1A"/>
-                <w:sz w:val="18"/>
+                <w:sz w:val="22"/>
                 <w:szCs w:val="18"/>
               </w:rPr>
               <w:t xml:space="preserve">.</w:t>
@@ -406,6 +408,7 @@
           </w:tcPr>
           <w:p>
             <w:pPr>
+              <w:pStyle w:val="Heading2"/>
               <w:spacing w:before="0" w:after="40" w:line="264" w:lineRule="auto"/>
             </w:pPr>
             <w:r>
@@ -428,7 +431,7 @@
               <w:rPr>
                 <w:rFonts w:ascii="Avenir Next" w:hAnsi="Avenir Next" w:cs="Avenir Next" w:eastAsia="Avenir Next"/>
                 <w:color w:val="1A1A1A"/>
-                <w:sz w:val="17"/>
+                <w:sz w:val="22"/>
                 <w:szCs w:val="17"/>
               </w:rPr>
               <w:t xml:space="preserve">Net for a box 5 cm × 3 cm × 2 cm.</w:t>
@@ -447,25 +450,25 @@
                 <w:rFonts w:ascii="Avenir Next" w:hAnsi="Avenir Next" w:cs="Avenir Next" w:eastAsia="Avenir Next"/>
                 <w:b/>
                 <w:color w:val="003A70"/>
+                <w:sz w:val="22"/>
+                <w:szCs w:val="17"/>
+              </w:rPr>
+              <w:t xml:space="preserve">Step 1</w:t>
+            </w:r>
+            <w:r>
+              <w:rPr>
+                <w:rFonts w:ascii="Avenir Next" w:hAnsi="Avenir Next" w:cs="Avenir Next" w:eastAsia="Avenir Next"/>
+                <w:color w:val="1A1A1A"/>
                 <w:sz w:val="17"/>
                 <w:szCs w:val="17"/>
               </w:rPr>
-              <w:t xml:space="preserve">Step 1</w:t>
-            </w:r>
-            <w:r>
-              <w:rPr>
-                <w:rFonts w:ascii="Avenir Next" w:hAnsi="Avenir Next" w:cs="Avenir Next" w:eastAsia="Avenir Next"/>
-                <w:color w:val="1A1A1A"/>
-                <w:sz w:val="17"/>
-                <w:szCs w:val="17"/>
-              </w:rPr>
               <w:tab/>
             </w:r>
             <w:r>
               <w:rPr>
                 <w:rFonts w:ascii="Avenir Next" w:hAnsi="Avenir Next" w:cs="Avenir Next" w:eastAsia="Avenir Next"/>
                 <w:color w:val="1A1A1A"/>
-                <w:sz w:val="17"/>
+                <w:sz w:val="22"/>
                 <w:szCs w:val="17"/>
               </w:rPr>
               <w:t xml:space="preserve">Bottom and top: 5 cm by 3 cm.</w:t>
@@ -484,25 +487,25 @@
                 <w:rFonts w:ascii="Avenir Next" w:hAnsi="Avenir Next" w:cs="Avenir Next" w:eastAsia="Avenir Next"/>
                 <w:b/>
                 <w:color w:val="003A70"/>
+                <w:sz w:val="22"/>
+                <w:szCs w:val="17"/>
+              </w:rPr>
+              <w:t xml:space="preserve">Step 2</w:t>
+            </w:r>
+            <w:r>
+              <w:rPr>
+                <w:rFonts w:ascii="Avenir Next" w:hAnsi="Avenir Next" w:cs="Avenir Next" w:eastAsia="Avenir Next"/>
+                <w:color w:val="1A1A1A"/>
                 <w:sz w:val="17"/>
                 <w:szCs w:val="17"/>
               </w:rPr>
-              <w:t xml:space="preserve">Step 2</w:t>
-            </w:r>
-            <w:r>
-              <w:rPr>
-                <w:rFonts w:ascii="Avenir Next" w:hAnsi="Avenir Next" w:cs="Avenir Next" w:eastAsia="Avenir Next"/>
-                <w:color w:val="1A1A1A"/>
-                <w:sz w:val="17"/>
-                <w:szCs w:val="17"/>
-              </w:rPr>
               <w:tab/>
             </w:r>
             <w:r>
               <w:rPr>
                 <w:rFonts w:ascii="Avenir Next" w:hAnsi="Avenir Next" w:cs="Avenir Next" w:eastAsia="Avenir Next"/>
                 <w:color w:val="1A1A1A"/>
-                <w:sz w:val="17"/>
+                <w:sz w:val="22"/>
                 <w:szCs w:val="17"/>
               </w:rPr>
               <w:t xml:space="preserve">Front and back: 5 cm by 2 cm.</w:t>
@@ -521,25 +524,25 @@
                 <w:rFonts w:ascii="Avenir Next" w:hAnsi="Avenir Next" w:cs="Avenir Next" w:eastAsia="Avenir Next"/>
                 <w:b/>
                 <w:color w:val="003A70"/>
+                <w:sz w:val="22"/>
+                <w:szCs w:val="17"/>
+              </w:rPr>
+              <w:t xml:space="preserve">Step 3</w:t>
+            </w:r>
+            <w:r>
+              <w:rPr>
+                <w:rFonts w:ascii="Avenir Next" w:hAnsi="Avenir Next" w:cs="Avenir Next" w:eastAsia="Avenir Next"/>
+                <w:color w:val="1A1A1A"/>
                 <w:sz w:val="17"/>
                 <w:szCs w:val="17"/>
               </w:rPr>
-              <w:t xml:space="preserve">Step 3</w:t>
-            </w:r>
-            <w:r>
-              <w:rPr>
-                <w:rFonts w:ascii="Avenir Next" w:hAnsi="Avenir Next" w:cs="Avenir Next" w:eastAsia="Avenir Next"/>
-                <w:color w:val="1A1A1A"/>
-                <w:sz w:val="17"/>
-                <w:szCs w:val="17"/>
-              </w:rPr>
               <w:tab/>
             </w:r>
             <w:r>
               <w:rPr>
                 <w:rFonts w:ascii="Avenir Next" w:hAnsi="Avenir Next" w:cs="Avenir Next" w:eastAsia="Avenir Next"/>
                 <w:color w:val="1A1A1A"/>
-                <w:sz w:val="17"/>
+                <w:sz w:val="22"/>
                 <w:szCs w:val="17"/>
               </w:rPr>
               <w:t xml:space="preserve">Two sides: 3 cm by 2 cm.</w:t>
@@ -558,18 +561,18 @@
                 <w:rFonts w:ascii="Avenir Next" w:hAnsi="Avenir Next" w:cs="Avenir Next" w:eastAsia="Avenir Next"/>
                 <w:b/>
                 <w:color w:val="1A1A1A"/>
+                <w:sz w:val="22"/>
+                <w:szCs w:val="17"/>
+              </w:rPr>
+              <w:t xml:space="preserve">Answer</w:t>
+            </w:r>
+            <w:r>
+              <w:rPr>
+                <w:rFonts w:ascii="Avenir Next" w:hAnsi="Avenir Next" w:cs="Avenir Next" w:eastAsia="Avenir Next"/>
+                <w:color w:val="1A1A1A"/>
                 <w:sz w:val="17"/>
                 <w:szCs w:val="17"/>
               </w:rPr>
-              <w:t xml:space="preserve">Answer</w:t>
-            </w:r>
-            <w:r>
-              <w:rPr>
-                <w:rFonts w:ascii="Avenir Next" w:hAnsi="Avenir Next" w:cs="Avenir Next" w:eastAsia="Avenir Next"/>
-                <w:color w:val="1A1A1A"/>
-                <w:sz w:val="17"/>
-                <w:szCs w:val="17"/>
-              </w:rPr>
               <w:tab/>
             </w:r>
             <w:r>
@@ -577,7 +580,7 @@
                 <w:rFonts w:ascii="Avenir Next" w:hAnsi="Avenir Next" w:cs="Avenir Next" w:eastAsia="Avenir Next"/>
                 <w:b/>
                 <w:color w:val="1A1A1A"/>
-                <w:sz w:val="17"/>
+                <w:sz w:val="22"/>
                 <w:szCs w:val="17"/>
               </w:rPr>
               <w:t xml:space="preserve">6 rectangles, 3 matching pairs</w:t>
@@ -606,7 +609,7 @@
           <w:rFonts w:ascii="Avenir Next" w:hAnsi="Avenir Next" w:cs="Avenir Next" w:eastAsia="Avenir Next"/>
           <w:b/>
           <w:color w:val="1A1A1A"/>
-          <w:sz w:val="17"/>
+          <w:sz w:val="22"/>
           <w:szCs w:val="17"/>
         </w:rPr>
         <w:t xml:space="preserve">net</w:t>
@@ -616,7 +619,7 @@
           <w:rFonts w:ascii="Avenir Next" w:hAnsi="Avenir Next" w:cs="Avenir Next" w:eastAsia="Avenir Next"/>
           <w:i/>
           <w:color w:val="5A5F66"/>
-          <w:sz w:val="17"/>
+          <w:sz w:val="22"/>
           <w:szCs w:val="17"/>
         </w:rPr>
         <w:t xml:space="preserve"> (plantilla)</w:t>
@@ -625,7 +628,7 @@
         <w:rPr>
           <w:rFonts w:ascii="Avenir Next" w:hAnsi="Avenir Next" w:cs="Avenir Next" w:eastAsia="Avenir Next"/>
           <w:color w:val="5A5F66"/>
-          <w:sz w:val="17"/>
+          <w:sz w:val="22"/>
           <w:szCs w:val="17"/>
         </w:rPr>
         <w:t xml:space="preserve">   ·   </w:t>
@@ -635,7 +638,7 @@
           <w:rFonts w:ascii="Avenir Next" w:hAnsi="Avenir Next" w:cs="Avenir Next" w:eastAsia="Avenir Next"/>
           <w:b/>
           <w:color w:val="1A1A1A"/>
-          <w:sz w:val="17"/>
+          <w:sz w:val="22"/>
           <w:szCs w:val="17"/>
         </w:rPr>
         <w:t xml:space="preserve">face</w:t>
@@ -645,7 +648,7 @@
           <w:rFonts w:ascii="Avenir Next" w:hAnsi="Avenir Next" w:cs="Avenir Next" w:eastAsia="Avenir Next"/>
           <w:i/>
           <w:color w:val="5A5F66"/>
-          <w:sz w:val="17"/>
+          <w:sz w:val="22"/>
           <w:szCs w:val="17"/>
         </w:rPr>
         <w:t xml:space="preserve"> (cara)</w:t>
@@ -654,7 +657,7 @@
         <w:rPr>
           <w:rFonts w:ascii="Avenir Next" w:hAnsi="Avenir Next" w:cs="Avenir Next" w:eastAsia="Avenir Next"/>
           <w:color w:val="5A5F66"/>
-          <w:sz w:val="17"/>
+          <w:sz w:val="22"/>
           <w:szCs w:val="17"/>
         </w:rPr>
         <w:t xml:space="preserve">   ·   </w:t>
@@ -664,7 +667,7 @@
           <w:rFonts w:ascii="Avenir Next" w:hAnsi="Avenir Next" w:cs="Avenir Next" w:eastAsia="Avenir Next"/>
           <w:b/>
           <w:color w:val="1A1A1A"/>
-          <w:sz w:val="17"/>
+          <w:sz w:val="22"/>
           <w:szCs w:val="17"/>
         </w:rPr>
         <w:t xml:space="preserve">pyramid</w:t>
@@ -674,7 +677,7 @@
           <w:rFonts w:ascii="Avenir Next" w:hAnsi="Avenir Next" w:cs="Avenir Next" w:eastAsia="Avenir Next"/>
           <w:i/>
           <w:color w:val="5A5F66"/>
-          <w:sz w:val="17"/>
+          <w:sz w:val="22"/>
           <w:szCs w:val="17"/>
         </w:rPr>
         <w:t xml:space="preserve"> (pirámide)</w:t>
@@ -682,6 +685,7 @@
     </w:p>
     <w:p>
       <w:pPr>
+        <w:pStyle w:val="Heading2"/>
         <w:keepNext/>
         <w:pBdr>
           <w:bottom w:val="single" w:sz="8" w:space="3" w:color="003A70"/>
@@ -697,7 +701,7 @@
           <w:b/>
           <w:color w:val="003A70"/>
           <w:spacing w:val="14"/>
-          <w:sz w:val="19"/>
+          <w:sz w:val="22"/>
           <w:szCs w:val="19"/>
         </w:rPr>
         <w:t xml:space="preserve">PRACTICE</w:t>
@@ -716,7 +720,7 @@
           <w:rFonts w:ascii="Avenir Next" w:hAnsi="Avenir Next" w:cs="Avenir Next" w:eastAsia="Avenir Next"/>
           <w:i/>
           <w:color w:val="5A5F66"/>
-          <w:sz w:val="17"/>
+          <w:sz w:val="22"/>
           <w:szCs w:val="17"/>
         </w:rPr>
         <w:t xml:space="preserve">show your work · label units</w:t>
@@ -724,7 +728,7 @@
     </w:p>
     <w:p>
       <w:pPr>
-        <w:spacing w:before="0" w:after="0" w:line="20" w:lineRule="exact"/>
+        <w:spacing w:before="0" w:after="0" w:line="50" w:lineRule="exact"/>
       </w:pPr>
     </w:p>
     <w:tbl>
@@ -774,25 +778,25 @@
                 <w:rFonts w:ascii="Avenir Next" w:hAnsi="Avenir Next" w:cs="Avenir Next" w:eastAsia="Avenir Next"/>
                 <w:b/>
                 <w:color w:val="1A1A1A"/>
+                <w:sz w:val="22"/>
+                <w:szCs w:val="20"/>
+              </w:rPr>
+              <w:t xml:space="preserve">1.</w:t>
+            </w:r>
+            <w:r>
+              <w:rPr>
+                <w:rFonts w:ascii="Avenir Next" w:hAnsi="Avenir Next" w:cs="Avenir Next" w:eastAsia="Avenir Next"/>
+                <w:color w:val="1A1A1A"/>
                 <w:sz w:val="20"/>
                 <w:szCs w:val="20"/>
               </w:rPr>
-              <w:t xml:space="preserve">1.</w:t>
-            </w:r>
-            <w:r>
-              <w:rPr>
-                <w:rFonts w:ascii="Avenir Next" w:hAnsi="Avenir Next" w:cs="Avenir Next" w:eastAsia="Avenir Next"/>
-                <w:color w:val="1A1A1A"/>
-                <w:sz w:val="20"/>
-                <w:szCs w:val="20"/>
-              </w:rPr>
               <w:tab/>
             </w:r>
             <w:r>
               <w:rPr>
                 <w:rFonts w:ascii="Avenir Next" w:hAnsi="Avenir Next" w:cs="Avenir Next" w:eastAsia="Avenir Next"/>
                 <w:color w:val="1A1A1A"/>
-                <w:sz w:val="20"/>
+                <w:sz w:val="22"/>
                 <w:szCs w:val="20"/>
               </w:rPr>
               <w:t xml:space="preserve">How many of each shape are in the net?</w:t>
@@ -847,25 +851,25 @@
                       <w:rFonts w:ascii="Avenir Next" w:hAnsi="Avenir Next" w:cs="Avenir Next" w:eastAsia="Avenir Next"/>
                       <w:b/>
                       <w:color w:val="003A70"/>
+                      <w:sz w:val="22"/>
+                      <w:szCs w:val="20"/>
+                    </w:rPr>
+                    <w:t xml:space="preserve">a.</w:t>
+                  </w:r>
+                  <w:r>
+                    <w:rPr>
+                      <w:rFonts w:ascii="Avenir Next" w:hAnsi="Avenir Next" w:cs="Avenir Next" w:eastAsia="Avenir Next"/>
+                      <w:color w:val="1A1A1A"/>
                       <w:sz w:val="20"/>
                       <w:szCs w:val="20"/>
                     </w:rPr>
-                    <w:t xml:space="preserve">a.</w:t>
-                  </w:r>
-                  <w:r>
-                    <w:rPr>
-                      <w:rFonts w:ascii="Avenir Next" w:hAnsi="Avenir Next" w:cs="Avenir Next" w:eastAsia="Avenir Next"/>
-                      <w:color w:val="1A1A1A"/>
-                      <w:sz w:val="20"/>
-                      <w:szCs w:val="20"/>
-                    </w:rPr>
                     <w:tab/>
                   </w:r>
                   <w:r>
                     <w:rPr>
                       <w:rFonts w:ascii="Avenir Next" w:hAnsi="Avenir Next" w:cs="Avenir Next" w:eastAsia="Avenir Next"/>
                       <w:color w:val="1A1A1A"/>
-                      <w:sz w:val="20"/>
+                      <w:sz w:val="22"/>
                       <w:szCs w:val="20"/>
                     </w:rPr>
                     <w:t xml:space="preserve">rectangular prism: faces</w:t>
@@ -909,25 +913,25 @@
                       <w:rFonts w:ascii="Avenir Next" w:hAnsi="Avenir Next" w:cs="Avenir Next" w:eastAsia="Avenir Next"/>
                       <w:b/>
                       <w:color w:val="003A70"/>
+                      <w:sz w:val="22"/>
+                      <w:szCs w:val="20"/>
+                    </w:rPr>
+                    <w:t xml:space="preserve">b.</w:t>
+                  </w:r>
+                  <w:r>
+                    <w:rPr>
+                      <w:rFonts w:ascii="Avenir Next" w:hAnsi="Avenir Next" w:cs="Avenir Next" w:eastAsia="Avenir Next"/>
+                      <w:color w:val="1A1A1A"/>
                       <w:sz w:val="20"/>
                       <w:szCs w:val="20"/>
                     </w:rPr>
-                    <w:t xml:space="preserve">b.</w:t>
-                  </w:r>
-                  <w:r>
-                    <w:rPr>
-                      <w:rFonts w:ascii="Avenir Next" w:hAnsi="Avenir Next" w:cs="Avenir Next" w:eastAsia="Avenir Next"/>
-                      <w:color w:val="1A1A1A"/>
-                      <w:sz w:val="20"/>
-                      <w:szCs w:val="20"/>
-                    </w:rPr>
                     <w:tab/>
                   </w:r>
                   <w:r>
                     <w:rPr>
                       <w:rFonts w:ascii="Avenir Next" w:hAnsi="Avenir Next" w:cs="Avenir Next" w:eastAsia="Avenir Next"/>
                       <w:color w:val="1A1A1A"/>
-                      <w:sz w:val="20"/>
+                      <w:sz w:val="22"/>
                       <w:szCs w:val="20"/>
                     </w:rPr>
                     <w:t xml:space="preserve">pentagonal pyramid: triangles</w:t>
@@ -977,25 +981,25 @@
                       <w:rFonts w:ascii="Avenir Next" w:hAnsi="Avenir Next" w:cs="Avenir Next" w:eastAsia="Avenir Next"/>
                       <w:b/>
                       <w:color w:val="003A70"/>
+                      <w:sz w:val="22"/>
+                      <w:szCs w:val="20"/>
+                    </w:rPr>
+                    <w:t xml:space="preserve">c.</w:t>
+                  </w:r>
+                  <w:r>
+                    <w:rPr>
+                      <w:rFonts w:ascii="Avenir Next" w:hAnsi="Avenir Next" w:cs="Avenir Next" w:eastAsia="Avenir Next"/>
+                      <w:color w:val="1A1A1A"/>
                       <w:sz w:val="20"/>
                       <w:szCs w:val="20"/>
                     </w:rPr>
-                    <w:t xml:space="preserve">c.</w:t>
-                  </w:r>
-                  <w:r>
-                    <w:rPr>
-                      <w:rFonts w:ascii="Avenir Next" w:hAnsi="Avenir Next" w:cs="Avenir Next" w:eastAsia="Avenir Next"/>
-                      <w:color w:val="1A1A1A"/>
-                      <w:sz w:val="20"/>
-                      <w:szCs w:val="20"/>
-                    </w:rPr>
                     <w:tab/>
                   </w:r>
                   <w:r>
                     <w:rPr>
                       <w:rFonts w:ascii="Avenir Next" w:hAnsi="Avenir Next" w:cs="Avenir Next" w:eastAsia="Avenir Next"/>
                       <w:color w:val="1A1A1A"/>
-                      <w:sz w:val="20"/>
+                      <w:sz w:val="22"/>
                       <w:szCs w:val="20"/>
                     </w:rPr>
                     <w:t xml:space="preserve">triangular prism: rectangles</w:t>
@@ -1039,25 +1043,25 @@
                       <w:rFonts w:ascii="Avenir Next" w:hAnsi="Avenir Next" w:cs="Avenir Next" w:eastAsia="Avenir Next"/>
                       <w:b/>
                       <w:color w:val="003A70"/>
+                      <w:sz w:val="22"/>
+                      <w:szCs w:val="20"/>
+                    </w:rPr>
+                    <w:t xml:space="preserve">d.</w:t>
+                  </w:r>
+                  <w:r>
+                    <w:rPr>
+                      <w:rFonts w:ascii="Avenir Next" w:hAnsi="Avenir Next" w:cs="Avenir Next" w:eastAsia="Avenir Next"/>
+                      <w:color w:val="1A1A1A"/>
                       <w:sz w:val="20"/>
                       <w:szCs w:val="20"/>
                     </w:rPr>
-                    <w:t xml:space="preserve">d.</w:t>
-                  </w:r>
-                  <w:r>
-                    <w:rPr>
-                      <w:rFonts w:ascii="Avenir Next" w:hAnsi="Avenir Next" w:cs="Avenir Next" w:eastAsia="Avenir Next"/>
-                      <w:color w:val="1A1A1A"/>
-                      <w:sz w:val="20"/>
-                      <w:szCs w:val="20"/>
-                    </w:rPr>
                     <w:tab/>
                   </w:r>
                   <w:r>
                     <w:rPr>
                       <w:rFonts w:ascii="Avenir Next" w:hAnsi="Avenir Next" w:cs="Avenir Next" w:eastAsia="Avenir Next"/>
                       <w:color w:val="1A1A1A"/>
-                      <w:sz w:val="20"/>
+                      <w:sz w:val="22"/>
                       <w:szCs w:val="20"/>
                     </w:rPr>
                     <w:t xml:space="preserve">square pyramid: squares</w:t>
@@ -1087,7 +1091,7 @@
           </w:tbl>
           <w:p>
             <w:pPr>
-              <w:spacing w:before="0" w:after="0" w:line="24" w:lineRule="auto"/>
+              <w:spacing w:before="0" w:after="0" w:line="50" w:lineRule="exact"/>
             </w:pPr>
           </w:p>
         </w:tc>
@@ -1095,12 +1099,12 @@
     </w:tbl>
     <w:p>
       <w:pPr>
-        <w:spacing w:before="0" w:after="0" w:line="20" w:lineRule="exact"/>
+        <w:spacing w:before="0" w:after="0" w:line="50" w:lineRule="exact"/>
       </w:pPr>
     </w:p>
     <w:p>
       <w:pPr>
-        <w:spacing w:before="0" w:after="0" w:line="20" w:lineRule="exact"/>
+        <w:spacing w:before="0" w:after="0" w:line="50" w:lineRule="exact"/>
       </w:pPr>
     </w:p>
     <w:tbl>
@@ -1184,18 +1188,18 @@
                       <w:rFonts w:ascii="Avenir Next" w:hAnsi="Avenir Next" w:cs="Avenir Next" w:eastAsia="Avenir Next"/>
                       <w:b/>
                       <w:color w:val="1A1A1A"/>
+                      <w:sz w:val="22"/>
+                      <w:szCs w:val="20"/>
+                    </w:rPr>
+                    <w:t xml:space="preserve">2.</w:t>
+                  </w:r>
+                  <w:r>
+                    <w:rPr>
+                      <w:rFonts w:ascii="Avenir Next" w:hAnsi="Avenir Next" w:cs="Avenir Next" w:eastAsia="Avenir Next"/>
+                      <w:color w:val="1A1A1A"/>
                       <w:sz w:val="20"/>
                       <w:szCs w:val="20"/>
                     </w:rPr>
-                    <w:t xml:space="preserve">2.</w:t>
-                  </w:r>
-                  <w:r>
-                    <w:rPr>
-                      <w:rFonts w:ascii="Avenir Next" w:hAnsi="Avenir Next" w:cs="Avenir Next" w:eastAsia="Avenir Next"/>
-                      <w:color w:val="1A1A1A"/>
-                      <w:sz w:val="20"/>
-                      <w:szCs w:val="20"/>
-                    </w:rPr>
                     <w:tab/>
                   </w:r>
                   <w:r>
@@ -1203,7 +1207,7 @@
                       <w:rFonts w:ascii="Avenir Next" w:hAnsi="Avenir Next" w:cs="Avenir Next" w:eastAsia="Avenir Next"/>
                       <w:b/>
                       <w:color w:val="1A1A1A"/>
-                      <w:sz w:val="20"/>
+                      <w:sz w:val="22"/>
                       <w:szCs w:val="20"/>
                     </w:rPr>
                     <w:t xml:space="preserve">Paper Pyramid.  </w:t>
@@ -1212,7 +1216,7 @@
                     <w:rPr>
                       <w:rFonts w:ascii="Avenir Next" w:hAnsi="Avenir Next" w:cs="Avenir Next" w:eastAsia="Avenir Next"/>
                       <w:color w:val="1A1A1A"/>
-                      <w:sz w:val="20"/>
+                      <w:sz w:val="22"/>
                       <w:szCs w:val="20"/>
                     </w:rPr>
                     <w:t xml:space="preserve">Ines is folding a paper square pyramid. Its net is shown.</w:t>
@@ -1232,25 +1236,25 @@
                       <w:rFonts w:ascii="Avenir Next" w:hAnsi="Avenir Next" w:cs="Avenir Next" w:eastAsia="Avenir Next"/>
                       <w:b/>
                       <w:color w:val="003A70"/>
+                      <w:sz w:val="22"/>
+                      <w:szCs w:val="20"/>
+                    </w:rPr>
+                    <w:t xml:space="preserve">a.</w:t>
+                  </w:r>
+                  <w:r>
+                    <w:rPr>
+                      <w:rFonts w:ascii="Avenir Next" w:hAnsi="Avenir Next" w:cs="Avenir Next" w:eastAsia="Avenir Next"/>
+                      <w:color w:val="1A1A1A"/>
                       <w:sz w:val="20"/>
                       <w:szCs w:val="20"/>
                     </w:rPr>
-                    <w:t xml:space="preserve">a.</w:t>
-                  </w:r>
-                  <w:r>
-                    <w:rPr>
-                      <w:rFonts w:ascii="Avenir Next" w:hAnsi="Avenir Next" w:cs="Avenir Next" w:eastAsia="Avenir Next"/>
-                      <w:color w:val="1A1A1A"/>
-                      <w:sz w:val="20"/>
-                      <w:szCs w:val="20"/>
-                    </w:rPr>
                     <w:tab/>
                   </w:r>
                   <w:r>
                     <w:rPr>
                       <w:rFonts w:ascii="Avenir Next" w:hAnsi="Avenir Next" w:cs="Avenir Next" w:eastAsia="Avenir Next"/>
                       <w:color w:val="1A1A1A"/>
-                      <w:sz w:val="20"/>
+                      <w:sz w:val="22"/>
                       <w:szCs w:val="20"/>
                     </w:rPr>
                     <w:t xml:space="preserve">How many flat pieces are in the net?</w:t>
@@ -1289,10 +1293,28 @@
                       <w:rFonts w:ascii="Avenir Next" w:hAnsi="Avenir Next" w:cs="Avenir Next" w:eastAsia="Avenir Next"/>
                       <w:b/>
                       <w:color w:val="003A70"/>
+                      <w:sz w:val="22"/>
+                      <w:szCs w:val="20"/>
+                    </w:rPr>
+                    <w:t xml:space="preserve">b.</w:t>
+                  </w:r>
+                  <w:r>
+                    <w:rPr>
+                      <w:rFonts w:ascii="Avenir Next" w:hAnsi="Avenir Next" w:cs="Avenir Next" w:eastAsia="Avenir Next"/>
+                      <w:color w:val="1A1A1A"/>
                       <w:sz w:val="20"/>
                       <w:szCs w:val="20"/>
                     </w:rPr>
-                    <w:t xml:space="preserve">b.</w:t>
+                    <w:tab/>
+                  </w:r>
+                  <w:r>
+                    <w:rPr>
+                      <w:rFonts w:ascii="Avenir Next" w:hAnsi="Avenir Next" w:cs="Avenir Next" w:eastAsia="Avenir Next"/>
+                      <w:color w:val="1A1A1A"/>
+                      <w:sz w:val="22"/>
+                      <w:szCs w:val="20"/>
+                    </w:rPr>
+                    <w:t xml:space="preserve">Area of the square base</w:t>
                   </w:r>
                   <w:r>
                     <w:rPr>
@@ -1301,7 +1323,7 @@
                       <w:sz w:val="20"/>
                       <w:szCs w:val="20"/>
                     </w:rPr>
-                    <w:tab/>
+                    <w:t xml:space="preserve">  </w:t>
                   </w:r>
                   <w:r>
                     <w:rPr>
@@ -1309,24 +1331,6 @@
                       <w:color w:val="1A1A1A"/>
                       <w:sz w:val="20"/>
                       <w:szCs w:val="20"/>
-                    </w:rPr>
-                    <w:t xml:space="preserve">Area of the square base</w:t>
-                  </w:r>
-                  <w:r>
-                    <w:rPr>
-                      <w:rFonts w:ascii="Avenir Next" w:hAnsi="Avenir Next" w:cs="Avenir Next" w:eastAsia="Avenir Next"/>
-                      <w:color w:val="1A1A1A"/>
-                      <w:sz w:val="20"/>
-                      <w:szCs w:val="20"/>
-                    </w:rPr>
-                    <w:t xml:space="preserve">  </w:t>
-                  </w:r>
-                  <w:r>
-                    <w:rPr>
-                      <w:rFonts w:ascii="Avenir Next" w:hAnsi="Avenir Next" w:cs="Avenir Next" w:eastAsia="Avenir Next"/>
-                      <w:color w:val="1A1A1A"/>
-                      <w:sz w:val="20"/>
-                      <w:szCs w:val="20"/>
                       <w:u w:val="single"/>
                     </w:rPr>
                     <w:t xml:space="preserve">                </w:t>
@@ -1335,7 +1339,7 @@
                     <w:rPr>
                       <w:rFonts w:ascii="Avenir Next" w:hAnsi="Avenir Next" w:cs="Avenir Next" w:eastAsia="Avenir Next"/>
                       <w:color w:val="1A1A1A"/>
-                      <w:sz w:val="20"/>
+                      <w:sz w:val="22"/>
                       <w:szCs w:val="20"/>
                     </w:rPr>
                     <w:t xml:space="preserve"> in²</w:t>
@@ -1355,10 +1359,28 @@
                       <w:rFonts w:ascii="Avenir Next" w:hAnsi="Avenir Next" w:cs="Avenir Next" w:eastAsia="Avenir Next"/>
                       <w:b/>
                       <w:color w:val="003A70"/>
+                      <w:sz w:val="22"/>
+                      <w:szCs w:val="20"/>
+                    </w:rPr>
+                    <w:t xml:space="preserve">c.</w:t>
+                  </w:r>
+                  <w:r>
+                    <w:rPr>
+                      <w:rFonts w:ascii="Avenir Next" w:hAnsi="Avenir Next" w:cs="Avenir Next" w:eastAsia="Avenir Next"/>
+                      <w:color w:val="1A1A1A"/>
                       <w:sz w:val="20"/>
                       <w:szCs w:val="20"/>
                     </w:rPr>
-                    <w:t xml:space="preserve">c.</w:t>
+                    <w:tab/>
+                  </w:r>
+                  <w:r>
+                    <w:rPr>
+                      <w:rFonts w:ascii="Avenir Next" w:hAnsi="Avenir Next" w:cs="Avenir Next" w:eastAsia="Avenir Next"/>
+                      <w:color w:val="1A1A1A"/>
+                      <w:sz w:val="22"/>
+                      <w:szCs w:val="20"/>
+                    </w:rPr>
+                    <w:t xml:space="preserve">Area of one triangle</w:t>
                   </w:r>
                   <w:r>
                     <w:rPr>
@@ -1367,7 +1389,7 @@
                       <w:sz w:val="20"/>
                       <w:szCs w:val="20"/>
                     </w:rPr>
-                    <w:tab/>
+                    <w:t xml:space="preserve">  </w:t>
                   </w:r>
                   <w:r>
                     <w:rPr>
@@ -1375,24 +1397,6 @@
                       <w:color w:val="1A1A1A"/>
                       <w:sz w:val="20"/>
                       <w:szCs w:val="20"/>
-                    </w:rPr>
-                    <w:t xml:space="preserve">Area of one triangle</w:t>
-                  </w:r>
-                  <w:r>
-                    <w:rPr>
-                      <w:rFonts w:ascii="Avenir Next" w:hAnsi="Avenir Next" w:cs="Avenir Next" w:eastAsia="Avenir Next"/>
-                      <w:color w:val="1A1A1A"/>
-                      <w:sz w:val="20"/>
-                      <w:szCs w:val="20"/>
-                    </w:rPr>
-                    <w:t xml:space="preserve">  </w:t>
-                  </w:r>
-                  <w:r>
-                    <w:rPr>
-                      <w:rFonts w:ascii="Avenir Next" w:hAnsi="Avenir Next" w:cs="Avenir Next" w:eastAsia="Avenir Next"/>
-                      <w:color w:val="1A1A1A"/>
-                      <w:sz w:val="20"/>
-                      <w:szCs w:val="20"/>
                       <w:u w:val="single"/>
                     </w:rPr>
                     <w:t xml:space="preserve">                </w:t>
@@ -1401,7 +1405,7 @@
                     <w:rPr>
                       <w:rFonts w:ascii="Avenir Next" w:hAnsi="Avenir Next" w:cs="Avenir Next" w:eastAsia="Avenir Next"/>
                       <w:color w:val="1A1A1A"/>
-                      <w:sz w:val="20"/>
+                      <w:sz w:val="22"/>
                       <w:szCs w:val="20"/>
                     </w:rPr>
                     <w:t xml:space="preserve"> in²</w:t>
@@ -1422,7 +1426,7 @@
                     <w:drawing>
                       <wp:inline distT="0" distB="0" distL="0" distR="0">
                         <wp:extent cx="1188720" cy="1188720"/>
-                        <wp:docPr id="1" name="Figure 1"/>
+                        <wp:docPr id="1" name="Figure 1" descr="Net of a square pyramid: a square with one triangle on each side. Printed dimension labels: base: 8 in; slant: 7 in."/>
                         <a:graphic xmlns:a="http://schemas.openxmlformats.org/drawingml/2006/main">
                           <a:graphicData uri="http://schemas.openxmlformats.org/drawingml/2006/picture">
                             <pic:pic xmlns:pic="http://schemas.openxmlformats.org/drawingml/2006/picture">
@@ -1457,7 +1461,7 @@
           </w:tbl>
           <w:p>
             <w:pPr>
-              <w:spacing w:before="0" w:after="0" w:line="24" w:lineRule="auto"/>
+              <w:spacing w:before="0" w:after="0" w:line="50" w:lineRule="exact"/>
             </w:pPr>
           </w:p>
         </w:tc>
@@ -1465,12 +1469,12 @@
     </w:tbl>
     <w:p>
       <w:pPr>
-        <w:spacing w:before="0" w:after="0" w:line="20" w:lineRule="exact"/>
+        <w:spacing w:before="0" w:after="0" w:line="50" w:lineRule="exact"/>
       </w:pPr>
     </w:p>
     <w:p>
       <w:pPr>
-        <w:spacing w:before="0" w:after="0" w:line="20" w:lineRule="exact"/>
+        <w:spacing w:before="0" w:after="0" w:line="50" w:lineRule="exact"/>
       </w:pPr>
     </w:p>
     <w:tbl>
@@ -1554,18 +1558,18 @@
                       <w:rFonts w:ascii="Avenir Next" w:hAnsi="Avenir Next" w:cs="Avenir Next" w:eastAsia="Avenir Next"/>
                       <w:b/>
                       <w:color w:val="1A1A1A"/>
+                      <w:sz w:val="22"/>
+                      <w:szCs w:val="20"/>
+                    </w:rPr>
+                    <w:t xml:space="preserve">3.</w:t>
+                  </w:r>
+                  <w:r>
+                    <w:rPr>
+                      <w:rFonts w:ascii="Avenir Next" w:hAnsi="Avenir Next" w:cs="Avenir Next" w:eastAsia="Avenir Next"/>
+                      <w:color w:val="1A1A1A"/>
                       <w:sz w:val="20"/>
                       <w:szCs w:val="20"/>
                     </w:rPr>
-                    <w:t xml:space="preserve">3.</w:t>
-                  </w:r>
-                  <w:r>
-                    <w:rPr>
-                      <w:rFonts w:ascii="Avenir Next" w:hAnsi="Avenir Next" w:cs="Avenir Next" w:eastAsia="Avenir Next"/>
-                      <w:color w:val="1A1A1A"/>
-                      <w:sz w:val="20"/>
-                      <w:szCs w:val="20"/>
-                    </w:rPr>
                     <w:tab/>
                   </w:r>
                   <w:r>
@@ -1573,7 +1577,7 @@
                       <w:rFonts w:ascii="Avenir Next" w:hAnsi="Avenir Next" w:cs="Avenir Next" w:eastAsia="Avenir Next"/>
                       <w:b/>
                       <w:color w:val="1A1A1A"/>
-                      <w:sz w:val="20"/>
+                      <w:sz w:val="22"/>
                       <w:szCs w:val="20"/>
                     </w:rPr>
                     <w:t xml:space="preserve">Juice Carton.  </w:t>
@@ -1582,7 +1586,7 @@
                     <w:rPr>
                       <w:rFonts w:ascii="Avenir Next" w:hAnsi="Avenir Next" w:cs="Avenir Next" w:eastAsia="Avenir Next"/>
                       <w:color w:val="1A1A1A"/>
-                      <w:sz w:val="20"/>
+                      <w:sz w:val="22"/>
                       <w:szCs w:val="20"/>
                     </w:rPr>
                     <w:t xml:space="preserve">A juice carton is a rectangular prism 6 in by 4 in by 15 in.</w:t>
@@ -1599,7 +1603,7 @@
                       <w:rFonts w:ascii="Avenir Next" w:hAnsi="Avenir Next" w:cs="Avenir Next" w:eastAsia="Avenir Next"/>
                       <w:b/>
                       <w:color w:val="003A70"/>
-                      <w:sz w:val="17"/>
+                      <w:sz w:val="22"/>
                       <w:szCs w:val="17"/>
                     </w:rPr>
                     <w:t xml:space="preserve">Hint  </w:t>
@@ -1609,7 +1613,7 @@
                       <w:rFonts w:ascii="Avenir Next" w:hAnsi="Avenir Next" w:cs="Avenir Next" w:eastAsia="Avenir Next"/>
                       <w:i/>
                       <w:color w:val="5A5F66"/>
-                      <w:sz w:val="17"/>
+                      <w:sz w:val="22"/>
                       <w:szCs w:val="17"/>
                     </w:rPr>
                     <w:t xml:space="preserve">The largest face uses the two longest edges.</w:t>
@@ -1629,25 +1633,25 @@
                       <w:rFonts w:ascii="Avenir Next" w:hAnsi="Avenir Next" w:cs="Avenir Next" w:eastAsia="Avenir Next"/>
                       <w:b/>
                       <w:color w:val="003A70"/>
+                      <w:sz w:val="22"/>
+                      <w:szCs w:val="20"/>
+                    </w:rPr>
+                    <w:t xml:space="preserve">a.</w:t>
+                  </w:r>
+                  <w:r>
+                    <w:rPr>
+                      <w:rFonts w:ascii="Avenir Next" w:hAnsi="Avenir Next" w:cs="Avenir Next" w:eastAsia="Avenir Next"/>
+                      <w:color w:val="1A1A1A"/>
                       <w:sz w:val="20"/>
                       <w:szCs w:val="20"/>
                     </w:rPr>
-                    <w:t xml:space="preserve">a.</w:t>
-                  </w:r>
-                  <w:r>
-                    <w:rPr>
-                      <w:rFonts w:ascii="Avenir Next" w:hAnsi="Avenir Next" w:cs="Avenir Next" w:eastAsia="Avenir Next"/>
-                      <w:color w:val="1A1A1A"/>
-                      <w:sz w:val="20"/>
-                      <w:szCs w:val="20"/>
-                    </w:rPr>
                     <w:tab/>
                   </w:r>
                   <w:r>
                     <w:rPr>
                       <w:rFonts w:ascii="Avenir Next" w:hAnsi="Avenir Next" w:cs="Avenir Next" w:eastAsia="Avenir Next"/>
                       <w:color w:val="1A1A1A"/>
-                      <w:sz w:val="20"/>
+                      <w:sz w:val="22"/>
                       <w:szCs w:val="20"/>
                     </w:rPr>
                     <w:t xml:space="preserve">How many rectangles are in the net?</w:t>
@@ -1686,10 +1690,28 @@
                       <w:rFonts w:ascii="Avenir Next" w:hAnsi="Avenir Next" w:cs="Avenir Next" w:eastAsia="Avenir Next"/>
                       <w:b/>
                       <w:color w:val="003A70"/>
+                      <w:sz w:val="22"/>
+                      <w:szCs w:val="20"/>
+                    </w:rPr>
+                    <w:t xml:space="preserve">b.</w:t>
+                  </w:r>
+                  <w:r>
+                    <w:rPr>
+                      <w:rFonts w:ascii="Avenir Next" w:hAnsi="Avenir Next" w:cs="Avenir Next" w:eastAsia="Avenir Next"/>
+                      <w:color w:val="1A1A1A"/>
                       <w:sz w:val="20"/>
                       <w:szCs w:val="20"/>
                     </w:rPr>
-                    <w:t xml:space="preserve">b.</w:t>
+                    <w:tab/>
+                  </w:r>
+                  <w:r>
+                    <w:rPr>
+                      <w:rFonts w:ascii="Avenir Next" w:hAnsi="Avenir Next" w:cs="Avenir Next" w:eastAsia="Avenir Next"/>
+                      <w:color w:val="1A1A1A"/>
+                      <w:sz w:val="22"/>
+                      <w:szCs w:val="20"/>
+                    </w:rPr>
+                    <w:t xml:space="preserve">Area of the largest face</w:t>
                   </w:r>
                   <w:r>
                     <w:rPr>
@@ -1698,7 +1720,7 @@
                       <w:sz w:val="20"/>
                       <w:szCs w:val="20"/>
                     </w:rPr>
-                    <w:tab/>
+                    <w:t xml:space="preserve">  </w:t>
                   </w:r>
                   <w:r>
                     <w:rPr>
@@ -1706,24 +1728,6 @@
                       <w:color w:val="1A1A1A"/>
                       <w:sz w:val="20"/>
                       <w:szCs w:val="20"/>
-                    </w:rPr>
-                    <w:t xml:space="preserve">Area of the largest face</w:t>
-                  </w:r>
-                  <w:r>
-                    <w:rPr>
-                      <w:rFonts w:ascii="Avenir Next" w:hAnsi="Avenir Next" w:cs="Avenir Next" w:eastAsia="Avenir Next"/>
-                      <w:color w:val="1A1A1A"/>
-                      <w:sz w:val="20"/>
-                      <w:szCs w:val="20"/>
-                    </w:rPr>
-                    <w:t xml:space="preserve">  </w:t>
-                  </w:r>
-                  <w:r>
-                    <w:rPr>
-                      <w:rFonts w:ascii="Avenir Next" w:hAnsi="Avenir Next" w:cs="Avenir Next" w:eastAsia="Avenir Next"/>
-                      <w:color w:val="1A1A1A"/>
-                      <w:sz w:val="20"/>
-                      <w:szCs w:val="20"/>
                       <w:u w:val="single"/>
                     </w:rPr>
                     <w:t xml:space="preserve">                </w:t>
@@ -1732,7 +1736,7 @@
                     <w:rPr>
                       <w:rFonts w:ascii="Avenir Next" w:hAnsi="Avenir Next" w:cs="Avenir Next" w:eastAsia="Avenir Next"/>
                       <w:color w:val="1A1A1A"/>
-                      <w:sz w:val="20"/>
+                      <w:sz w:val="22"/>
                       <w:szCs w:val="20"/>
                     </w:rPr>
                     <w:t xml:space="preserve"> in²</w:t>
@@ -1740,7 +1744,7 @@
                 </w:p>
                 <w:p>
                   <w:pPr>
-                    <w:spacing w:before="0" w:after="0" w:line="60" w:lineRule="auto"/>
+                    <w:spacing w:before="0" w:after="0" w:line="50" w:lineRule="exact"/>
                   </w:pPr>
                 </w:p>
                 <w:tbl>
@@ -1798,7 +1802,7 @@
                 </w:tbl>
                 <w:p>
                   <w:pPr>
-                    <w:spacing w:before="0" w:after="0" w:line="24" w:lineRule="auto"/>
+                    <w:spacing w:before="0" w:after="0" w:line="50" w:lineRule="exact"/>
                   </w:pPr>
                 </w:p>
               </w:tc>
@@ -1816,7 +1820,7 @@
                     <w:drawing>
                       <wp:inline distT="0" distB="0" distL="0" distR="0">
                         <wp:extent cx="914400" cy="1217588"/>
-                        <wp:docPr id="2" name="Figure 2"/>
+                        <wp:docPr id="2" name="Figure 2" descr="Rectangular prism. Length 6 in, width 4 in, height 15 in."/>
                         <a:graphic xmlns:a="http://schemas.openxmlformats.org/drawingml/2006/main">
                           <a:graphicData uri="http://schemas.openxmlformats.org/drawingml/2006/picture">
                             <pic:pic xmlns:pic="http://schemas.openxmlformats.org/drawingml/2006/picture">
@@ -1851,7 +1855,7 @@
           </w:tbl>
           <w:p>
             <w:pPr>
-              <w:spacing w:before="0" w:after="0" w:line="24" w:lineRule="auto"/>
+              <w:spacing w:before="0" w:after="0" w:line="50" w:lineRule="exact"/>
             </w:pPr>
           </w:p>
         </w:tc>
@@ -1859,12 +1863,12 @@
     </w:tbl>
     <w:p>
       <w:pPr>
-        <w:spacing w:before="0" w:after="0" w:line="20" w:lineRule="exact"/>
+        <w:spacing w:before="0" w:after="0" w:line="50" w:lineRule="exact"/>
       </w:pPr>
     </w:p>
     <w:p>
       <w:pPr>
-        <w:spacing w:before="0" w:after="0" w:line="20" w:lineRule="exact"/>
+        <w:spacing w:before="0" w:after="0" w:line="50" w:lineRule="exact"/>
       </w:pPr>
     </w:p>
     <w:tbl>
@@ -1948,18 +1952,18 @@
                       <w:rFonts w:ascii="Avenir Next" w:hAnsi="Avenir Next" w:cs="Avenir Next" w:eastAsia="Avenir Next"/>
                       <w:b/>
                       <w:color w:val="1A1A1A"/>
+                      <w:sz w:val="22"/>
+                      <w:szCs w:val="20"/>
+                    </w:rPr>
+                    <w:t xml:space="preserve">4.</w:t>
+                  </w:r>
+                  <w:r>
+                    <w:rPr>
+                      <w:rFonts w:ascii="Avenir Next" w:hAnsi="Avenir Next" w:cs="Avenir Next" w:eastAsia="Avenir Next"/>
+                      <w:color w:val="1A1A1A"/>
                       <w:sz w:val="20"/>
                       <w:szCs w:val="20"/>
                     </w:rPr>
-                    <w:t xml:space="preserve">4.</w:t>
-                  </w:r>
-                  <w:r>
-                    <w:rPr>
-                      <w:rFonts w:ascii="Avenir Next" w:hAnsi="Avenir Next" w:cs="Avenir Next" w:eastAsia="Avenir Next"/>
-                      <w:color w:val="1A1A1A"/>
-                      <w:sz w:val="20"/>
-                      <w:szCs w:val="20"/>
-                    </w:rPr>
                     <w:tab/>
                   </w:r>
                   <w:r>
@@ -1967,7 +1971,7 @@
                       <w:rFonts w:ascii="Avenir Next" w:hAnsi="Avenir Next" w:cs="Avenir Next" w:eastAsia="Avenir Next"/>
                       <w:b/>
                       <w:color w:val="1A1A1A"/>
-                      <w:sz w:val="20"/>
+                      <w:sz w:val="22"/>
                       <w:szCs w:val="20"/>
                     </w:rPr>
                     <w:t xml:space="preserve">Tent Net.  </w:t>
@@ -1976,7 +1980,7 @@
                     <w:rPr>
                       <w:rFonts w:ascii="Avenir Next" w:hAnsi="Avenir Next" w:cs="Avenir Next" w:eastAsia="Avenir Next"/>
                       <w:color w:val="1A1A1A"/>
-                      <w:sz w:val="20"/>
+                      <w:sz w:val="22"/>
                       <w:szCs w:val="20"/>
                     </w:rPr>
                     <w:t xml:space="preserve">A tent is a triangular prism. Each triangle end has a base of 6 ft and a height of 5 ft. The tent is 9 ft long.</w:t>
@@ -1993,7 +1997,7 @@
                       <w:rFonts w:ascii="Avenir Next" w:hAnsi="Avenir Next" w:cs="Avenir Next" w:eastAsia="Avenir Next"/>
                       <w:b/>
                       <w:color w:val="003A70"/>
-                      <w:sz w:val="17"/>
+                      <w:sz w:val="22"/>
                       <w:szCs w:val="17"/>
                     </w:rPr>
                     <w:t xml:space="preserve">Hint  </w:t>
@@ -2003,7 +2007,7 @@
                       <w:rFonts w:ascii="Avenir Next" w:hAnsi="Avenir Next" w:cs="Avenir Next" w:eastAsia="Avenir Next"/>
                       <w:i/>
                       <w:color w:val="5A5F66"/>
-                      <w:sz w:val="17"/>
+                      <w:sz w:val="22"/>
                       <w:szCs w:val="17"/>
                     </w:rPr>
                     <w:t xml:space="preserve">A triangular prism has 2 triangle ends.</w:t>
@@ -2023,25 +2027,25 @@
                       <w:rFonts w:ascii="Avenir Next" w:hAnsi="Avenir Next" w:cs="Avenir Next" w:eastAsia="Avenir Next"/>
                       <w:b/>
                       <w:color w:val="003A70"/>
+                      <w:sz w:val="22"/>
+                      <w:szCs w:val="20"/>
+                    </w:rPr>
+                    <w:t xml:space="preserve">a.</w:t>
+                  </w:r>
+                  <w:r>
+                    <w:rPr>
+                      <w:rFonts w:ascii="Avenir Next" w:hAnsi="Avenir Next" w:cs="Avenir Next" w:eastAsia="Avenir Next"/>
+                      <w:color w:val="1A1A1A"/>
                       <w:sz w:val="20"/>
                       <w:szCs w:val="20"/>
                     </w:rPr>
-                    <w:t xml:space="preserve">a.</w:t>
-                  </w:r>
-                  <w:r>
-                    <w:rPr>
-                      <w:rFonts w:ascii="Avenir Next" w:hAnsi="Avenir Next" w:cs="Avenir Next" w:eastAsia="Avenir Next"/>
-                      <w:color w:val="1A1A1A"/>
-                      <w:sz w:val="20"/>
-                      <w:szCs w:val="20"/>
-                    </w:rPr>
                     <w:tab/>
                   </w:r>
                   <w:r>
                     <w:rPr>
                       <w:rFonts w:ascii="Avenir Next" w:hAnsi="Avenir Next" w:cs="Avenir Next" w:eastAsia="Avenir Next"/>
                       <w:color w:val="1A1A1A"/>
-                      <w:sz w:val="20"/>
+                      <w:sz w:val="22"/>
                       <w:szCs w:val="20"/>
                     </w:rPr>
                     <w:t xml:space="preserve">How many triangles are in the net?</w:t>
@@ -2080,10 +2084,28 @@
                       <w:rFonts w:ascii="Avenir Next" w:hAnsi="Avenir Next" w:cs="Avenir Next" w:eastAsia="Avenir Next"/>
                       <w:b/>
                       <w:color w:val="003A70"/>
+                      <w:sz w:val="22"/>
+                      <w:szCs w:val="20"/>
+                    </w:rPr>
+                    <w:t xml:space="preserve">b.</w:t>
+                  </w:r>
+                  <w:r>
+                    <w:rPr>
+                      <w:rFonts w:ascii="Avenir Next" w:hAnsi="Avenir Next" w:cs="Avenir Next" w:eastAsia="Avenir Next"/>
+                      <w:color w:val="1A1A1A"/>
                       <w:sz w:val="20"/>
                       <w:szCs w:val="20"/>
                     </w:rPr>
-                    <w:t xml:space="preserve">b.</w:t>
+                    <w:tab/>
+                  </w:r>
+                  <w:r>
+                    <w:rPr>
+                      <w:rFonts w:ascii="Avenir Next" w:hAnsi="Avenir Next" w:cs="Avenir Next" w:eastAsia="Avenir Next"/>
+                      <w:color w:val="1A1A1A"/>
+                      <w:sz w:val="22"/>
+                      <w:szCs w:val="20"/>
+                    </w:rPr>
+                    <w:t xml:space="preserve">Area of one triangle end</w:t>
                   </w:r>
                   <w:r>
                     <w:rPr>
@@ -2092,7 +2114,7 @@
                       <w:sz w:val="20"/>
                       <w:szCs w:val="20"/>
                     </w:rPr>
-                    <w:tab/>
+                    <w:t xml:space="preserve">  </w:t>
                   </w:r>
                   <w:r>
                     <w:rPr>
@@ -2100,24 +2122,6 @@
                       <w:color w:val="1A1A1A"/>
                       <w:sz w:val="20"/>
                       <w:szCs w:val="20"/>
-                    </w:rPr>
-                    <w:t xml:space="preserve">Area of one triangle end</w:t>
-                  </w:r>
-                  <w:r>
-                    <w:rPr>
-                      <w:rFonts w:ascii="Avenir Next" w:hAnsi="Avenir Next" w:cs="Avenir Next" w:eastAsia="Avenir Next"/>
-                      <w:color w:val="1A1A1A"/>
-                      <w:sz w:val="20"/>
-                      <w:szCs w:val="20"/>
-                    </w:rPr>
-                    <w:t xml:space="preserve">  </w:t>
-                  </w:r>
-                  <w:r>
-                    <w:rPr>
-                      <w:rFonts w:ascii="Avenir Next" w:hAnsi="Avenir Next" w:cs="Avenir Next" w:eastAsia="Avenir Next"/>
-                      <w:color w:val="1A1A1A"/>
-                      <w:sz w:val="20"/>
-                      <w:szCs w:val="20"/>
                       <w:u w:val="single"/>
                     </w:rPr>
                     <w:t xml:space="preserve">                </w:t>
@@ -2126,7 +2130,7 @@
                     <w:rPr>
                       <w:rFonts w:ascii="Avenir Next" w:hAnsi="Avenir Next" w:cs="Avenir Next" w:eastAsia="Avenir Next"/>
                       <w:color w:val="1A1A1A"/>
-                      <w:sz w:val="20"/>
+                      <w:sz w:val="22"/>
                       <w:szCs w:val="20"/>
                     </w:rPr>
                     <w:t xml:space="preserve"> ft²</w:t>
@@ -2134,7 +2138,7 @@
                 </w:p>
                 <w:p>
                   <w:pPr>
-                    <w:spacing w:before="0" w:after="0" w:line="60" w:lineRule="auto"/>
+                    <w:spacing w:before="0" w:after="0" w:line="50" w:lineRule="exact"/>
                   </w:pPr>
                 </w:p>
                 <w:tbl>
@@ -2192,7 +2196,7 @@
                 </w:tbl>
                 <w:p>
                   <w:pPr>
-                    <w:spacing w:before="0" w:after="0" w:line="24" w:lineRule="auto"/>
+                    <w:spacing w:before="0" w:after="0" w:line="50" w:lineRule="exact"/>
                   </w:pPr>
                 </w:p>
               </w:tc>
@@ -2210,7 +2214,7 @@
                     <w:drawing>
                       <wp:inline distT="0" distB="0" distL="0" distR="0">
                         <wp:extent cx="1280160" cy="793699"/>
-                        <wp:docPr id="3" name="Figure 3"/>
+                        <wp:docPr id="3" name="Figure 3" descr="Triangular prism. Triangle base 6 ft, perpendicular triangle height 5 ft, prism length 9 ft."/>
                         <a:graphic xmlns:a="http://schemas.openxmlformats.org/drawingml/2006/main">
                           <a:graphicData uri="http://schemas.openxmlformats.org/drawingml/2006/picture">
                             <pic:pic xmlns:pic="http://schemas.openxmlformats.org/drawingml/2006/picture">
@@ -2245,7 +2249,7 @@
           </w:tbl>
           <w:p>
             <w:pPr>
-              <w:spacing w:before="0" w:after="0" w:line="24" w:lineRule="auto"/>
+              <w:spacing w:before="0" w:after="0" w:line="50" w:lineRule="exact"/>
             </w:pPr>
           </w:p>
         </w:tc>
@@ -2253,12 +2257,12 @@
     </w:tbl>
     <w:p>
       <w:pPr>
-        <w:spacing w:before="0" w:after="0" w:line="20" w:lineRule="exact"/>
+        <w:spacing w:before="0" w:after="0" w:line="50" w:lineRule="exact"/>
       </w:pPr>
     </w:p>
     <w:p>
       <w:pPr>
-        <w:spacing w:before="0" w:after="0" w:line="20" w:lineRule="exact"/>
+        <w:spacing w:before="0" w:after="0" w:line="50" w:lineRule="exact"/>
       </w:pPr>
     </w:p>
     <w:tbl>
@@ -2309,43 +2313,43 @@
                 <w:rFonts w:ascii="Avenir Next" w:hAnsi="Avenir Next" w:cs="Avenir Next" w:eastAsia="Avenir Next"/>
                 <w:b/>
                 <w:color w:val="1A1A1A"/>
+                <w:sz w:val="22"/>
+                <w:szCs w:val="20"/>
+              </w:rPr>
+              <w:t xml:space="preserve">5.</w:t>
+            </w:r>
+            <w:r>
+              <w:rPr>
+                <w:rFonts w:ascii="Avenir Next" w:hAnsi="Avenir Next" w:cs="Avenir Next" w:eastAsia="Avenir Next"/>
+                <w:color w:val="1A1A1A"/>
                 <w:sz w:val="20"/>
                 <w:szCs w:val="20"/>
               </w:rPr>
-              <w:t xml:space="preserve">5.</w:t>
-            </w:r>
-            <w:r>
-              <w:rPr>
-                <w:rFonts w:ascii="Avenir Next" w:hAnsi="Avenir Next" w:cs="Avenir Next" w:eastAsia="Avenir Next"/>
-                <w:color w:val="1A1A1A"/>
-                <w:sz w:val="20"/>
+              <w:tab/>
+            </w:r>
+            <w:r>
+              <w:rPr>
+                <w:rFonts w:ascii="Avenir Next" w:hAnsi="Avenir Next" w:cs="Avenir Next" w:eastAsia="Avenir Next"/>
+                <w:b/>
+                <w:color w:val="1A1A1A"/>
+                <w:sz w:val="22"/>
                 <w:szCs w:val="20"/>
               </w:rPr>
-              <w:tab/>
-            </w:r>
-            <w:r>
-              <w:rPr>
-                <w:rFonts w:ascii="Avenir Next" w:hAnsi="Avenir Next" w:cs="Avenir Next" w:eastAsia="Avenir Next"/>
-                <w:b/>
-                <w:color w:val="1A1A1A"/>
-                <w:sz w:val="20"/>
+              <w:t xml:space="preserve">Gift Cube.  </w:t>
+            </w:r>
+            <w:r>
+              <w:rPr>
+                <w:rFonts w:ascii="Avenir Next" w:hAnsi="Avenir Next" w:cs="Avenir Next" w:eastAsia="Avenir Next"/>
+                <w:color w:val="1A1A1A"/>
+                <w:sz w:val="22"/>
                 <w:szCs w:val="20"/>
               </w:rPr>
-              <w:t xml:space="preserve">Gift Cube.  </w:t>
-            </w:r>
-            <w:r>
-              <w:rPr>
-                <w:rFonts w:ascii="Avenir Next" w:hAnsi="Avenir Next" w:cs="Avenir Next" w:eastAsia="Avenir Next"/>
-                <w:color w:val="1A1A1A"/>
-                <w:sz w:val="20"/>
-                <w:szCs w:val="20"/>
-              </w:rPr>
               <w:t xml:space="preserve">A gift box is a cube with 7 cm edges. How many faces? Area of one face?</w:t>
             </w:r>
           </w:p>
           <w:p>
             <w:pPr>
-              <w:spacing w:before="0" w:after="0" w:line="60" w:lineRule="auto"/>
+              <w:spacing w:before="0" w:after="0" w:line="50" w:lineRule="exact"/>
             </w:pPr>
           </w:p>
           <w:tbl>
@@ -2414,7 +2418,7 @@
                 <w:rFonts w:ascii="Avenir Next" w:hAnsi="Avenir Next" w:cs="Avenir Next" w:eastAsia="Avenir Next"/>
                 <w:b/>
                 <w:color w:val="1A1A1A"/>
-                <w:sz w:val="18"/>
+                <w:sz w:val="22"/>
                 <w:szCs w:val="18"/>
               </w:rPr>
               <w:t xml:space="preserve">Faces, area</w:t>
@@ -2449,43 +2453,43 @@
                 <w:rFonts w:ascii="Avenir Next" w:hAnsi="Avenir Next" w:cs="Avenir Next" w:eastAsia="Avenir Next"/>
                 <w:b/>
                 <w:color w:val="1A1A1A"/>
+                <w:sz w:val="22"/>
+                <w:szCs w:val="20"/>
+              </w:rPr>
+              <w:t xml:space="preserve">6.</w:t>
+            </w:r>
+            <w:r>
+              <w:rPr>
+                <w:rFonts w:ascii="Avenir Next" w:hAnsi="Avenir Next" w:cs="Avenir Next" w:eastAsia="Avenir Next"/>
+                <w:color w:val="1A1A1A"/>
                 <w:sz w:val="20"/>
                 <w:szCs w:val="20"/>
               </w:rPr>
-              <w:t xml:space="preserve">6.</w:t>
-            </w:r>
-            <w:r>
-              <w:rPr>
-                <w:rFonts w:ascii="Avenir Next" w:hAnsi="Avenir Next" w:cs="Avenir Next" w:eastAsia="Avenir Next"/>
-                <w:color w:val="1A1A1A"/>
-                <w:sz w:val="20"/>
+              <w:tab/>
+            </w:r>
+            <w:r>
+              <w:rPr>
+                <w:rFonts w:ascii="Avenir Next" w:hAnsi="Avenir Next" w:cs="Avenir Next" w:eastAsia="Avenir Next"/>
+                <w:b/>
+                <w:color w:val="1A1A1A"/>
+                <w:sz w:val="22"/>
                 <w:szCs w:val="20"/>
               </w:rPr>
-              <w:tab/>
-            </w:r>
-            <w:r>
-              <w:rPr>
-                <w:rFonts w:ascii="Avenir Next" w:hAnsi="Avenir Next" w:cs="Avenir Next" w:eastAsia="Avenir Next"/>
-                <w:b/>
-                <w:color w:val="1A1A1A"/>
-                <w:sz w:val="20"/>
+              <w:t xml:space="preserve">Display Pyramid.  </w:t>
+            </w:r>
+            <w:r>
+              <w:rPr>
+                <w:rFonts w:ascii="Avenir Next" w:hAnsi="Avenir Next" w:cs="Avenir Next" w:eastAsia="Avenir Next"/>
+                <w:color w:val="1A1A1A"/>
+                <w:sz w:val="22"/>
                 <w:szCs w:val="20"/>
               </w:rPr>
-              <w:t xml:space="preserve">Display Pyramid.  </w:t>
-            </w:r>
-            <w:r>
-              <w:rPr>
-                <w:rFonts w:ascii="Avenir Next" w:hAnsi="Avenir Next" w:cs="Avenir Next" w:eastAsia="Avenir Next"/>
-                <w:color w:val="1A1A1A"/>
-                <w:sz w:val="20"/>
-                <w:szCs w:val="20"/>
-              </w:rPr>
               <w:t xml:space="preserve">A square pyramid has a 10 in base edge. Each triangle is 7 in tall. Find one triangle’s area.</w:t>
             </w:r>
           </w:p>
           <w:p>
             <w:pPr>
-              <w:spacing w:before="0" w:after="0" w:line="60" w:lineRule="auto"/>
+              <w:spacing w:before="0" w:after="0" w:line="50" w:lineRule="exact"/>
             </w:pPr>
           </w:p>
           <w:tbl>
@@ -2554,25 +2558,25 @@
                 <w:rFonts w:ascii="Avenir Next" w:hAnsi="Avenir Next" w:cs="Avenir Next" w:eastAsia="Avenir Next"/>
                 <w:b/>
                 <w:color w:val="1A1A1A"/>
+                <w:sz w:val="22"/>
+                <w:szCs w:val="18"/>
+              </w:rPr>
+              <w:t xml:space="preserve">Answer</w:t>
+            </w:r>
+            <w:r>
+              <w:rPr>
+                <w:rFonts w:ascii="Avenir Next" w:hAnsi="Avenir Next" w:cs="Avenir Next" w:eastAsia="Avenir Next"/>
+                <w:color w:val="1A1A1A"/>
                 <w:sz w:val="18"/>
                 <w:szCs w:val="18"/>
               </w:rPr>
-              <w:t xml:space="preserve">Answer</w:t>
-            </w:r>
-            <w:r>
-              <w:rPr>
-                <w:rFonts w:ascii="Avenir Next" w:hAnsi="Avenir Next" w:cs="Avenir Next" w:eastAsia="Avenir Next"/>
-                <w:color w:val="1A1A1A"/>
-                <w:sz w:val="18"/>
-                <w:szCs w:val="18"/>
-              </w:rPr>
               <w:tab/>
             </w:r>
             <w:r>
               <w:rPr>
                 <w:rFonts w:ascii="Avenir Next" w:hAnsi="Avenir Next" w:cs="Avenir Next" w:eastAsia="Avenir Next"/>
                 <w:color w:val="1A1A1A"/>
-                <w:sz w:val="18"/>
+                <w:sz w:val="22"/>
                 <w:szCs w:val="18"/>
               </w:rPr>
               <w:t xml:space="preserve">  in²</w:t>
@@ -2583,12 +2587,12 @@
     </w:tbl>
     <w:p>
       <w:pPr>
-        <w:spacing w:before="0" w:after="0" w:line="20" w:lineRule="exact"/>
+        <w:spacing w:before="0" w:after="0" w:line="50" w:lineRule="exact"/>
       </w:pPr>
     </w:p>
     <w:p>
       <w:pPr>
-        <w:spacing w:before="0" w:after="0" w:line="20" w:lineRule="exact"/>
+        <w:spacing w:before="0" w:after="0" w:line="50" w:lineRule="exact"/>
       </w:pPr>
     </w:p>
     <w:tbl>
@@ -2638,35 +2642,35 @@
                 <w:rFonts w:ascii="Avenir Next" w:hAnsi="Avenir Next" w:cs="Avenir Next" w:eastAsia="Avenir Next"/>
                 <w:b/>
                 <w:color w:val="1A1A1A"/>
+                <w:sz w:val="22"/>
+                <w:szCs w:val="20"/>
+              </w:rPr>
+              <w:t xml:space="preserve">7.</w:t>
+            </w:r>
+            <w:r>
+              <w:rPr>
+                <w:rFonts w:ascii="Avenir Next" w:hAnsi="Avenir Next" w:cs="Avenir Next" w:eastAsia="Avenir Next"/>
+                <w:color w:val="1A1A1A"/>
                 <w:sz w:val="20"/>
                 <w:szCs w:val="20"/>
               </w:rPr>
-              <w:t xml:space="preserve">7.</w:t>
-            </w:r>
-            <w:r>
-              <w:rPr>
-                <w:rFonts w:ascii="Avenir Next" w:hAnsi="Avenir Next" w:cs="Avenir Next" w:eastAsia="Avenir Next"/>
-                <w:color w:val="1A1A1A"/>
-                <w:sz w:val="20"/>
+              <w:tab/>
+            </w:r>
+            <w:r>
+              <w:rPr>
+                <w:rFonts w:ascii="Avenir Next" w:hAnsi="Avenir Next" w:cs="Avenir Next" w:eastAsia="Avenir Next"/>
+                <w:b/>
+                <w:color w:val="1A1A1A"/>
+                <w:sz w:val="22"/>
                 <w:szCs w:val="20"/>
               </w:rPr>
-              <w:tab/>
-            </w:r>
-            <w:r>
-              <w:rPr>
-                <w:rFonts w:ascii="Avenir Next" w:hAnsi="Avenir Next" w:cs="Avenir Next" w:eastAsia="Avenir Next"/>
-                <w:b/>
-                <w:color w:val="1A1A1A"/>
-                <w:sz w:val="20"/>
-                <w:szCs w:val="20"/>
-              </w:rPr>
               <w:t xml:space="preserve">Leo’s Net.  </w:t>
             </w:r>
             <w:r>
               <w:rPr>
                 <w:rFonts w:ascii="Avenir Next" w:hAnsi="Avenir Next" w:cs="Avenir Next" w:eastAsia="Avenir Next"/>
                 <w:color w:val="1A1A1A"/>
-                <w:sz w:val="20"/>
+                <w:sz w:val="22"/>
                 <w:szCs w:val="20"/>
               </w:rPr>
               <w:t xml:space="preserve">Leo drew a net of 7 squares, all the same size. Leo says it folds into a cube. Is Leo right? Explain.</w:t>
@@ -2683,7 +2687,7 @@
                 <w:rFonts w:ascii="Avenir Next" w:hAnsi="Avenir Next" w:cs="Avenir Next" w:eastAsia="Avenir Next"/>
                 <w:b/>
                 <w:color w:val="003A70"/>
-                <w:sz w:val="17"/>
+                <w:sz w:val="22"/>
                 <w:szCs w:val="17"/>
               </w:rPr>
               <w:t xml:space="preserve">Hint  </w:t>
@@ -2693,7 +2697,7 @@
                 <w:rFonts w:ascii="Avenir Next" w:hAnsi="Avenir Next" w:cs="Avenir Next" w:eastAsia="Avenir Next"/>
                 <w:i/>
                 <w:color w:val="5A5F66"/>
-                <w:sz w:val="17"/>
+                <w:sz w:val="22"/>
                 <w:szCs w:val="17"/>
               </w:rPr>
               <w:t xml:space="preserve">Count the faces of a cube.</w:t>
@@ -2739,7 +2743,7 @@
                 </w:tcPr>
                 <w:p>
                   <w:pPr>
-                    <w:spacing w:before="0" w:after="0" w:line="240" w:lineRule="auto"/>
+                    <w:spacing w:before="0" w:after="0" w:line="50" w:lineRule="exact"/>
                   </w:pPr>
                 </w:p>
               </w:tc>
@@ -2759,7 +2763,7 @@
                 </w:tcPr>
                 <w:p>
                   <w:pPr>
-                    <w:spacing w:before="0" w:after="0" w:line="240" w:lineRule="auto"/>
+                    <w:spacing w:before="0" w:after="0" w:line="50" w:lineRule="exact"/>
                   </w:pPr>
                 </w:p>
               </w:tc>
@@ -2767,7 +2771,7 @@
           </w:tbl>
           <w:p>
             <w:pPr>
-              <w:spacing w:before="0" w:after="0" w:line="24" w:lineRule="auto"/>
+              <w:spacing w:before="0" w:after="0" w:line="50" w:lineRule="exact"/>
             </w:pPr>
           </w:p>
         </w:tc>
@@ -2775,12 +2779,12 @@
     </w:tbl>
     <w:p>
       <w:pPr>
-        <w:spacing w:before="0" w:after="0" w:line="20" w:lineRule="exact"/>
+        <w:spacing w:before="0" w:after="0" w:line="50" w:lineRule="exact"/>
       </w:pPr>
     </w:p>
     <w:p>
       <w:pPr>
-        <w:spacing w:before="0" w:after="0" w:line="20" w:lineRule="exact"/>
+        <w:spacing w:before="0" w:after="0" w:line="50" w:lineRule="exact"/>
       </w:pPr>
     </w:p>
     <w:tbl>
@@ -2830,35 +2834,35 @@
                 <w:rFonts w:ascii="Avenir Next" w:hAnsi="Avenir Next" w:cs="Avenir Next" w:eastAsia="Avenir Next"/>
                 <w:b/>
                 <w:color w:val="1A1A1A"/>
+                <w:sz w:val="22"/>
+                <w:szCs w:val="20"/>
+              </w:rPr>
+              <w:t xml:space="preserve">8.</w:t>
+            </w:r>
+            <w:r>
+              <w:rPr>
+                <w:rFonts w:ascii="Avenir Next" w:hAnsi="Avenir Next" w:cs="Avenir Next" w:eastAsia="Avenir Next"/>
+                <w:color w:val="1A1A1A"/>
                 <w:sz w:val="20"/>
                 <w:szCs w:val="20"/>
               </w:rPr>
-              <w:t xml:space="preserve">8.</w:t>
-            </w:r>
-            <w:r>
-              <w:rPr>
-                <w:rFonts w:ascii="Avenir Next" w:hAnsi="Avenir Next" w:cs="Avenir Next" w:eastAsia="Avenir Next"/>
-                <w:color w:val="1A1A1A"/>
-                <w:sz w:val="20"/>
+              <w:tab/>
+            </w:r>
+            <w:r>
+              <w:rPr>
+                <w:rFonts w:ascii="Avenir Next" w:hAnsi="Avenir Next" w:cs="Avenir Next" w:eastAsia="Avenir Next"/>
+                <w:b/>
+                <w:color w:val="1A1A1A"/>
+                <w:sz w:val="22"/>
                 <w:szCs w:val="20"/>
               </w:rPr>
-              <w:tab/>
-            </w:r>
-            <w:r>
-              <w:rPr>
-                <w:rFonts w:ascii="Avenir Next" w:hAnsi="Avenir Next" w:cs="Avenir Next" w:eastAsia="Avenir Next"/>
-                <w:b/>
-                <w:color w:val="1A1A1A"/>
-                <w:sz w:val="20"/>
-                <w:szCs w:val="20"/>
-              </w:rPr>
               <w:t xml:space="preserve">Wrapping Plan.  </w:t>
             </w:r>
             <w:r>
               <w:rPr>
                 <w:rFonts w:ascii="Avenir Next" w:hAnsi="Avenir Next" w:cs="Avenir Next" w:eastAsia="Avenir Next"/>
                 <w:color w:val="1A1A1A"/>
-                <w:sz w:val="20"/>
+                <w:sz w:val="22"/>
                 <w:szCs w:val="20"/>
               </w:rPr>
               <w:t xml:space="preserve">A gift box is 10 in long, 7 in wide, and 3 in tall.</w:t>
@@ -2878,25 +2882,25 @@
                 <w:rFonts w:ascii="Avenir Next" w:hAnsi="Avenir Next" w:cs="Avenir Next" w:eastAsia="Avenir Next"/>
                 <w:b/>
                 <w:color w:val="003A70"/>
+                <w:sz w:val="22"/>
+                <w:szCs w:val="20"/>
+              </w:rPr>
+              <w:t xml:space="preserve">a.</w:t>
+            </w:r>
+            <w:r>
+              <w:rPr>
+                <w:rFonts w:ascii="Avenir Next" w:hAnsi="Avenir Next" w:cs="Avenir Next" w:eastAsia="Avenir Next"/>
+                <w:color w:val="1A1A1A"/>
                 <w:sz w:val="20"/>
                 <w:szCs w:val="20"/>
               </w:rPr>
-              <w:t xml:space="preserve">a.</w:t>
-            </w:r>
-            <w:r>
-              <w:rPr>
-                <w:rFonts w:ascii="Avenir Next" w:hAnsi="Avenir Next" w:cs="Avenir Next" w:eastAsia="Avenir Next"/>
-                <w:color w:val="1A1A1A"/>
-                <w:sz w:val="20"/>
-                <w:szCs w:val="20"/>
-              </w:rPr>
               <w:tab/>
             </w:r>
             <w:r>
               <w:rPr>
                 <w:rFonts w:ascii="Avenir Next" w:hAnsi="Avenir Next" w:cs="Avenir Next" w:eastAsia="Avenir Next"/>
                 <w:color w:val="1A1A1A"/>
-                <w:sz w:val="20"/>
+                <w:sz w:val="22"/>
                 <w:szCs w:val="20"/>
               </w:rPr>
               <w:t xml:space="preserve">List the three pairs of matching rectangles in its net.</w:t>
@@ -2935,25 +2939,25 @@
                 <w:rFonts w:ascii="Avenir Next" w:hAnsi="Avenir Next" w:cs="Avenir Next" w:eastAsia="Avenir Next"/>
                 <w:b/>
                 <w:color w:val="003A70"/>
+                <w:sz w:val="22"/>
+                <w:szCs w:val="20"/>
+              </w:rPr>
+              <w:t xml:space="preserve">b.</w:t>
+            </w:r>
+            <w:r>
+              <w:rPr>
+                <w:rFonts w:ascii="Avenir Next" w:hAnsi="Avenir Next" w:cs="Avenir Next" w:eastAsia="Avenir Next"/>
+                <w:color w:val="1A1A1A"/>
                 <w:sz w:val="20"/>
                 <w:szCs w:val="20"/>
               </w:rPr>
-              <w:t xml:space="preserve">b.</w:t>
-            </w:r>
-            <w:r>
-              <w:rPr>
-                <w:rFonts w:ascii="Avenir Next" w:hAnsi="Avenir Next" w:cs="Avenir Next" w:eastAsia="Avenir Next"/>
-                <w:color w:val="1A1A1A"/>
-                <w:sz w:val="20"/>
-                <w:szCs w:val="20"/>
-              </w:rPr>
               <w:tab/>
             </w:r>
             <w:r>
               <w:rPr>
                 <w:rFonts w:ascii="Avenir Next" w:hAnsi="Avenir Next" w:cs="Avenir Next" w:eastAsia="Avenir Next"/>
                 <w:color w:val="1A1A1A"/>
-                <w:sz w:val="20"/>
+                <w:sz w:val="22"/>
                 <w:szCs w:val="20"/>
               </w:rPr>
               <w:t xml:space="preserve">Area of the largest face</w:t>
@@ -2981,7 +2985,7 @@
               <w:rPr>
                 <w:rFonts w:ascii="Avenir Next" w:hAnsi="Avenir Next" w:cs="Avenir Next" w:eastAsia="Avenir Next"/>
                 <w:color w:val="1A1A1A"/>
-                <w:sz w:val="20"/>
+                <w:sz w:val="22"/>
                 <w:szCs w:val="20"/>
               </w:rPr>
               <w:t xml:space="preserve"> in²</w:t>
@@ -2989,7 +2993,7 @@
           </w:p>
           <w:p>
             <w:pPr>
-              <w:spacing w:before="0" w:after="0" w:line="60" w:lineRule="auto"/>
+              <w:spacing w:before="0" w:after="0" w:line="50" w:lineRule="exact"/>
             </w:pPr>
           </w:p>
           <w:tbl>
@@ -3047,7 +3051,7 @@
           </w:tbl>
           <w:p>
             <w:pPr>
-              <w:spacing w:before="0" w:after="0" w:line="24" w:lineRule="auto"/>
+              <w:spacing w:before="0" w:after="0" w:line="50" w:lineRule="exact"/>
             </w:pPr>
           </w:p>
         </w:tc>
@@ -3055,11 +3059,12 @@
     </w:tbl>
     <w:p>
       <w:pPr>
-        <w:spacing w:before="0" w:after="0" w:line="20" w:lineRule="exact"/>
+        <w:spacing w:before="0" w:after="0" w:line="50" w:lineRule="exact"/>
       </w:pPr>
     </w:p>
     <w:p>
       <w:pPr>
+        <w:pStyle w:val="Heading2"/>
         <w:keepNext/>
         <w:pBdr>
           <w:bottom w:val="single" w:sz="8" w:space="3" w:color="003A70"/>
@@ -3075,7 +3080,7 @@
           <w:b/>
           <w:color w:val="003A70"/>
           <w:spacing w:val="14"/>
-          <w:sz w:val="19"/>
+          <w:sz w:val="22"/>
           <w:szCs w:val="19"/>
         </w:rPr>
         <w:t xml:space="preserve">FIND THE ERROR</w:t>
@@ -3094,7 +3099,7 @@
           <w:rFonts w:ascii="Avenir Next" w:hAnsi="Avenir Next" w:cs="Avenir Next" w:eastAsia="Avenir Next"/>
           <w:i/>
           <w:color w:val="5A5F66"/>
-          <w:sz w:val="17"/>
+          <w:sz w:val="22"/>
           <w:szCs w:val="17"/>
         </w:rPr>
         <w:t xml:space="preserve">explain the mistake, then fix it</w:t>
@@ -3102,7 +3107,7 @@
     </w:p>
     <w:p>
       <w:pPr>
-        <w:spacing w:before="0" w:after="0" w:line="20" w:lineRule="exact"/>
+        <w:spacing w:before="0" w:after="0" w:line="50" w:lineRule="exact"/>
       </w:pPr>
     </w:p>
     <w:tbl>
@@ -3152,35 +3157,35 @@
                 <w:rFonts w:ascii="Avenir Next" w:hAnsi="Avenir Next" w:cs="Avenir Next" w:eastAsia="Avenir Next"/>
                 <w:b/>
                 <w:color w:val="1A1A1A"/>
+                <w:sz w:val="22"/>
+                <w:szCs w:val="20"/>
+              </w:rPr>
+              <w:t xml:space="preserve">9.</w:t>
+            </w:r>
+            <w:r>
+              <w:rPr>
+                <w:rFonts w:ascii="Avenir Next" w:hAnsi="Avenir Next" w:cs="Avenir Next" w:eastAsia="Avenir Next"/>
+                <w:color w:val="1A1A1A"/>
                 <w:sz w:val="20"/>
                 <w:szCs w:val="20"/>
               </w:rPr>
-              <w:t xml:space="preserve">9.</w:t>
-            </w:r>
-            <w:r>
-              <w:rPr>
-                <w:rFonts w:ascii="Avenir Next" w:hAnsi="Avenir Next" w:cs="Avenir Next" w:eastAsia="Avenir Next"/>
-                <w:color w:val="1A1A1A"/>
-                <w:sz w:val="20"/>
+              <w:tab/>
+            </w:r>
+            <w:r>
+              <w:rPr>
+                <w:rFonts w:ascii="Avenir Next" w:hAnsi="Avenir Next" w:cs="Avenir Next" w:eastAsia="Avenir Next"/>
+                <w:b/>
+                <w:color w:val="1A1A1A"/>
+                <w:sz w:val="22"/>
                 <w:szCs w:val="20"/>
               </w:rPr>
-              <w:tab/>
-            </w:r>
-            <w:r>
-              <w:rPr>
-                <w:rFonts w:ascii="Avenir Next" w:hAnsi="Avenir Next" w:cs="Avenir Next" w:eastAsia="Avenir Next"/>
-                <w:b/>
-                <w:color w:val="1A1A1A"/>
-                <w:sz w:val="20"/>
-                <w:szCs w:val="20"/>
-              </w:rPr>
               <w:t xml:space="preserve">Zara’s Net.  </w:t>
             </w:r>
             <w:r>
               <w:rPr>
                 <w:rFonts w:ascii="Avenir Next" w:hAnsi="Avenir Next" w:cs="Avenir Next" w:eastAsia="Avenir Next"/>
                 <w:color w:val="1A1A1A"/>
-                <w:sz w:val="20"/>
+                <w:sz w:val="22"/>
                 <w:szCs w:val="20"/>
               </w:rPr>
               <w:t xml:space="preserve">Zara drew a net for a triangular prism with 2 triangles and 2 rectangles. Zara says it folds into the prism. Explain the mistake.</w:t>
@@ -3226,7 +3231,7 @@
                 </w:tcPr>
                 <w:p>
                   <w:pPr>
-                    <w:spacing w:before="0" w:after="0" w:line="240" w:lineRule="auto"/>
+                    <w:spacing w:before="0" w:after="0" w:line="50" w:lineRule="exact"/>
                   </w:pPr>
                 </w:p>
               </w:tc>
@@ -3246,7 +3251,7 @@
                 </w:tcPr>
                 <w:p>
                   <w:pPr>
-                    <w:spacing w:before="0" w:after="0" w:line="240" w:lineRule="auto"/>
+                    <w:spacing w:before="0" w:after="0" w:line="50" w:lineRule="exact"/>
                   </w:pPr>
                 </w:p>
               </w:tc>
@@ -3266,7 +3271,7 @@
                 </w:tcPr>
                 <w:p>
                   <w:pPr>
-                    <w:spacing w:before="0" w:after="0" w:line="240" w:lineRule="auto"/>
+                    <w:spacing w:before="0" w:after="0" w:line="50" w:lineRule="exact"/>
                   </w:pPr>
                 </w:p>
               </w:tc>
@@ -3274,7 +3279,7 @@
           </w:tbl>
           <w:p>
             <w:pPr>
-              <w:spacing w:before="0" w:after="0" w:line="24" w:lineRule="auto"/>
+              <w:spacing w:before="0" w:after="0" w:line="50" w:lineRule="exact"/>
             </w:pPr>
           </w:p>
         </w:tc>
@@ -3282,11 +3287,12 @@
     </w:tbl>
     <w:p>
       <w:pPr>
-        <w:spacing w:before="0" w:after="0" w:line="20" w:lineRule="exact"/>
+        <w:spacing w:before="0" w:after="0" w:line="50" w:lineRule="exact"/>
       </w:pPr>
     </w:p>
     <w:p>
       <w:pPr>
+        <w:pStyle w:val="Heading2"/>
         <w:keepNext/>
         <w:pBdr>
           <w:bottom w:val="single" w:sz="8" w:space="3" w:color="003A70"/>
@@ -3302,7 +3308,7 @@
           <w:b/>
           <w:color w:val="003A70"/>
           <w:spacing w:val="14"/>
-          <w:sz w:val="19"/>
+          <w:sz w:val="22"/>
           <w:szCs w:val="19"/>
         </w:rPr>
         <w:t xml:space="preserve">TEST PRACTICE</w:t>
@@ -3321,7 +3327,7 @@
           <w:rFonts w:ascii="Avenir Next" w:hAnsi="Avenir Next" w:cs="Avenir Next" w:eastAsia="Avenir Next"/>
           <w:i/>
           <w:color w:val="5A5F66"/>
-          <w:sz w:val="17"/>
+          <w:sz w:val="22"/>
           <w:szCs w:val="17"/>
         </w:rPr>
         <w:t xml:space="preserve">choose the best answer</w:t>
@@ -3329,7 +3335,7 @@
     </w:p>
     <w:p>
       <w:pPr>
-        <w:spacing w:before="0" w:after="0" w:line="20" w:lineRule="exact"/>
+        <w:spacing w:before="0" w:after="0" w:line="50" w:lineRule="exact"/>
       </w:pPr>
     </w:p>
     <w:tbl>
@@ -3379,25 +3385,25 @@
                 <w:rFonts w:ascii="Avenir Next" w:hAnsi="Avenir Next" w:cs="Avenir Next" w:eastAsia="Avenir Next"/>
                 <w:b/>
                 <w:color w:val="1A1A1A"/>
+                <w:sz w:val="22"/>
+                <w:szCs w:val="20"/>
+              </w:rPr>
+              <w:t xml:space="preserve">10.</w:t>
+            </w:r>
+            <w:r>
+              <w:rPr>
+                <w:rFonts w:ascii="Avenir Next" w:hAnsi="Avenir Next" w:cs="Avenir Next" w:eastAsia="Avenir Next"/>
+                <w:color w:val="1A1A1A"/>
                 <w:sz w:val="20"/>
                 <w:szCs w:val="20"/>
               </w:rPr>
-              <w:t xml:space="preserve">10.</w:t>
-            </w:r>
-            <w:r>
-              <w:rPr>
-                <w:rFonts w:ascii="Avenir Next" w:hAnsi="Avenir Next" w:cs="Avenir Next" w:eastAsia="Avenir Next"/>
-                <w:color w:val="1A1A1A"/>
-                <w:sz w:val="20"/>
-                <w:szCs w:val="20"/>
-              </w:rPr>
               <w:tab/>
             </w:r>
             <w:r>
               <w:rPr>
                 <w:rFonts w:ascii="Avenir Next" w:hAnsi="Avenir Next" w:cs="Avenir Next" w:eastAsia="Avenir Next"/>
                 <w:color w:val="1A1A1A"/>
-                <w:sz w:val="20"/>
+                <w:sz w:val="22"/>
                 <w:szCs w:val="20"/>
               </w:rPr>
               <w:t xml:space="preserve">The number of shapes in a net equals the number of the solid’s —</w:t>
@@ -3453,25 +3459,25 @@
                       <w:rFonts w:ascii="Avenir Next" w:hAnsi="Avenir Next" w:cs="Avenir Next" w:eastAsia="Avenir Next"/>
                       <w:b/>
                       <w:color w:val="003A70"/>
+                      <w:sz w:val="22"/>
+                      <w:szCs w:val="19"/>
+                    </w:rPr>
+                    <w:t xml:space="preserve">A</w:t>
+                  </w:r>
+                  <w:r>
+                    <w:rPr>
+                      <w:rFonts w:ascii="Avenir Next" w:hAnsi="Avenir Next" w:cs="Avenir Next" w:eastAsia="Avenir Next"/>
+                      <w:color w:val="1A1A1A"/>
                       <w:sz w:val="19"/>
                       <w:szCs w:val="19"/>
                     </w:rPr>
-                    <w:t xml:space="preserve">A</w:t>
-                  </w:r>
-                  <w:r>
-                    <w:rPr>
-                      <w:rFonts w:ascii="Avenir Next" w:hAnsi="Avenir Next" w:cs="Avenir Next" w:eastAsia="Avenir Next"/>
-                      <w:color w:val="1A1A1A"/>
-                      <w:sz w:val="19"/>
-                      <w:szCs w:val="19"/>
-                    </w:rPr>
                     <w:tab/>
                   </w:r>
                   <w:r>
                     <w:rPr>
                       <w:rFonts w:ascii="Avenir Next" w:hAnsi="Avenir Next" w:cs="Avenir Next" w:eastAsia="Avenir Next"/>
                       <w:color w:val="1A1A1A"/>
-                      <w:sz w:val="19"/>
+                      <w:sz w:val="22"/>
                       <w:szCs w:val="19"/>
                     </w:rPr>
                     <w:t xml:space="preserve">edges</w:t>
@@ -3496,25 +3502,25 @@
                       <w:rFonts w:ascii="Avenir Next" w:hAnsi="Avenir Next" w:cs="Avenir Next" w:eastAsia="Avenir Next"/>
                       <w:b/>
                       <w:color w:val="003A70"/>
+                      <w:sz w:val="22"/>
+                      <w:szCs w:val="19"/>
+                    </w:rPr>
+                    <w:t xml:space="preserve">B</w:t>
+                  </w:r>
+                  <w:r>
+                    <w:rPr>
+                      <w:rFonts w:ascii="Avenir Next" w:hAnsi="Avenir Next" w:cs="Avenir Next" w:eastAsia="Avenir Next"/>
+                      <w:color w:val="1A1A1A"/>
                       <w:sz w:val="19"/>
                       <w:szCs w:val="19"/>
                     </w:rPr>
-                    <w:t xml:space="preserve">B</w:t>
-                  </w:r>
-                  <w:r>
-                    <w:rPr>
-                      <w:rFonts w:ascii="Avenir Next" w:hAnsi="Avenir Next" w:cs="Avenir Next" w:eastAsia="Avenir Next"/>
-                      <w:color w:val="1A1A1A"/>
-                      <w:sz w:val="19"/>
-                      <w:szCs w:val="19"/>
-                    </w:rPr>
                     <w:tab/>
                   </w:r>
                   <w:r>
                     <w:rPr>
                       <w:rFonts w:ascii="Avenir Next" w:hAnsi="Avenir Next" w:cs="Avenir Next" w:eastAsia="Avenir Next"/>
                       <w:color w:val="1A1A1A"/>
-                      <w:sz w:val="19"/>
+                      <w:sz w:val="22"/>
                       <w:szCs w:val="19"/>
                     </w:rPr>
                     <w:t xml:space="preserve">vertices</w:t>
@@ -3539,25 +3545,25 @@
                       <w:rFonts w:ascii="Avenir Next" w:hAnsi="Avenir Next" w:cs="Avenir Next" w:eastAsia="Avenir Next"/>
                       <w:b/>
                       <w:color w:val="003A70"/>
+                      <w:sz w:val="22"/>
+                      <w:szCs w:val="19"/>
+                    </w:rPr>
+                    <w:t xml:space="preserve">C</w:t>
+                  </w:r>
+                  <w:r>
+                    <w:rPr>
+                      <w:rFonts w:ascii="Avenir Next" w:hAnsi="Avenir Next" w:cs="Avenir Next" w:eastAsia="Avenir Next"/>
+                      <w:color w:val="1A1A1A"/>
                       <w:sz w:val="19"/>
                       <w:szCs w:val="19"/>
                     </w:rPr>
-                    <w:t xml:space="preserve">C</w:t>
-                  </w:r>
-                  <w:r>
-                    <w:rPr>
-                      <w:rFonts w:ascii="Avenir Next" w:hAnsi="Avenir Next" w:cs="Avenir Next" w:eastAsia="Avenir Next"/>
-                      <w:color w:val="1A1A1A"/>
-                      <w:sz w:val="19"/>
-                      <w:szCs w:val="19"/>
-                    </w:rPr>
                     <w:tab/>
                   </w:r>
                   <w:r>
                     <w:rPr>
                       <w:rFonts w:ascii="Avenir Next" w:hAnsi="Avenir Next" w:cs="Avenir Next" w:eastAsia="Avenir Next"/>
                       <w:color w:val="1A1A1A"/>
-                      <w:sz w:val="19"/>
+                      <w:sz w:val="22"/>
                       <w:szCs w:val="19"/>
                     </w:rPr>
                     <w:t xml:space="preserve">faces</w:t>
@@ -3582,25 +3588,25 @@
                       <w:rFonts w:ascii="Avenir Next" w:hAnsi="Avenir Next" w:cs="Avenir Next" w:eastAsia="Avenir Next"/>
                       <w:b/>
                       <w:color w:val="003A70"/>
+                      <w:sz w:val="22"/>
+                      <w:szCs w:val="19"/>
+                    </w:rPr>
+                    <w:t xml:space="preserve">D</w:t>
+                  </w:r>
+                  <w:r>
+                    <w:rPr>
+                      <w:rFonts w:ascii="Avenir Next" w:hAnsi="Avenir Next" w:cs="Avenir Next" w:eastAsia="Avenir Next"/>
+                      <w:color w:val="1A1A1A"/>
                       <w:sz w:val="19"/>
                       <w:szCs w:val="19"/>
                     </w:rPr>
-                    <w:t xml:space="preserve">D</w:t>
-                  </w:r>
-                  <w:r>
-                    <w:rPr>
-                      <w:rFonts w:ascii="Avenir Next" w:hAnsi="Avenir Next" w:cs="Avenir Next" w:eastAsia="Avenir Next"/>
-                      <w:color w:val="1A1A1A"/>
-                      <w:sz w:val="19"/>
-                      <w:szCs w:val="19"/>
-                    </w:rPr>
                     <w:tab/>
                   </w:r>
                   <w:r>
                     <w:rPr>
                       <w:rFonts w:ascii="Avenir Next" w:hAnsi="Avenir Next" w:cs="Avenir Next" w:eastAsia="Avenir Next"/>
                       <w:color w:val="1A1A1A"/>
-                      <w:sz w:val="19"/>
+                      <w:sz w:val="22"/>
                       <w:szCs w:val="19"/>
                     </w:rPr>
                     <w:t xml:space="preserve">bases</w:t>
@@ -3611,7 +3617,7 @@
           </w:tbl>
           <w:p>
             <w:pPr>
-              <w:spacing w:before="0" w:after="0" w:line="24" w:lineRule="auto"/>
+              <w:spacing w:before="0" w:after="0" w:line="50" w:lineRule="exact"/>
             </w:pPr>
           </w:p>
         </w:tc>
@@ -3619,12 +3625,12 @@
     </w:tbl>
     <w:p>
       <w:pPr>
-        <w:spacing w:before="0" w:after="0" w:line="20" w:lineRule="exact"/>
+        <w:spacing w:before="0" w:after="0" w:line="50" w:lineRule="exact"/>
       </w:pPr>
     </w:p>
     <w:p>
       <w:pPr>
-        <w:spacing w:before="0" w:after="0" w:line="20" w:lineRule="exact"/>
+        <w:spacing w:before="0" w:after="0" w:line="50" w:lineRule="exact"/>
       </w:pPr>
     </w:p>
     <w:tbl>
@@ -3674,25 +3680,25 @@
                 <w:rFonts w:ascii="Avenir Next" w:hAnsi="Avenir Next" w:cs="Avenir Next" w:eastAsia="Avenir Next"/>
                 <w:b/>
                 <w:color w:val="1A1A1A"/>
+                <w:sz w:val="22"/>
+                <w:szCs w:val="20"/>
+              </w:rPr>
+              <w:t xml:space="preserve">11.</w:t>
+            </w:r>
+            <w:r>
+              <w:rPr>
+                <w:rFonts w:ascii="Avenir Next" w:hAnsi="Avenir Next" w:cs="Avenir Next" w:eastAsia="Avenir Next"/>
+                <w:color w:val="1A1A1A"/>
                 <w:sz w:val="20"/>
                 <w:szCs w:val="20"/>
               </w:rPr>
-              <w:t xml:space="preserve">11.</w:t>
-            </w:r>
-            <w:r>
-              <w:rPr>
-                <w:rFonts w:ascii="Avenir Next" w:hAnsi="Avenir Next" w:cs="Avenir Next" w:eastAsia="Avenir Next"/>
-                <w:color w:val="1A1A1A"/>
-                <w:sz w:val="20"/>
-                <w:szCs w:val="20"/>
-              </w:rPr>
               <w:tab/>
             </w:r>
             <w:r>
               <w:rPr>
                 <w:rFonts w:ascii="Avenir Next" w:hAnsi="Avenir Next" w:cs="Avenir Next" w:eastAsia="Avenir Next"/>
                 <w:color w:val="1A1A1A"/>
-                <w:sz w:val="20"/>
+                <w:sz w:val="22"/>
                 <w:szCs w:val="20"/>
               </w:rPr>
               <w:t xml:space="preserve">A cube’s net contains how many squares?</w:t>
@@ -3748,25 +3754,25 @@
                       <w:rFonts w:ascii="Avenir Next" w:hAnsi="Avenir Next" w:cs="Avenir Next" w:eastAsia="Avenir Next"/>
                       <w:b/>
                       <w:color w:val="003A70"/>
+                      <w:sz w:val="22"/>
+                      <w:szCs w:val="19"/>
+                    </w:rPr>
+                    <w:t xml:space="preserve">A</w:t>
+                  </w:r>
+                  <w:r>
+                    <w:rPr>
+                      <w:rFonts w:ascii="Avenir Next" w:hAnsi="Avenir Next" w:cs="Avenir Next" w:eastAsia="Avenir Next"/>
+                      <w:color w:val="1A1A1A"/>
                       <w:sz w:val="19"/>
                       <w:szCs w:val="19"/>
                     </w:rPr>
-                    <w:t xml:space="preserve">A</w:t>
-                  </w:r>
-                  <w:r>
-                    <w:rPr>
-                      <w:rFonts w:ascii="Avenir Next" w:hAnsi="Avenir Next" w:cs="Avenir Next" w:eastAsia="Avenir Next"/>
-                      <w:color w:val="1A1A1A"/>
-                      <w:sz w:val="19"/>
-                      <w:szCs w:val="19"/>
-                    </w:rPr>
                     <w:tab/>
                   </w:r>
                   <w:r>
                     <w:rPr>
                       <w:rFonts w:ascii="Avenir Next" w:hAnsi="Avenir Next" w:cs="Avenir Next" w:eastAsia="Avenir Next"/>
                       <w:color w:val="1A1A1A"/>
-                      <w:sz w:val="19"/>
+                      <w:sz w:val="22"/>
                       <w:szCs w:val="19"/>
                     </w:rPr>
                     <w:t xml:space="preserve">4</w:t>
@@ -3791,25 +3797,25 @@
                       <w:rFonts w:ascii="Avenir Next" w:hAnsi="Avenir Next" w:cs="Avenir Next" w:eastAsia="Avenir Next"/>
                       <w:b/>
                       <w:color w:val="003A70"/>
+                      <w:sz w:val="22"/>
+                      <w:szCs w:val="19"/>
+                    </w:rPr>
+                    <w:t xml:space="preserve">B</w:t>
+                  </w:r>
+                  <w:r>
+                    <w:rPr>
+                      <w:rFonts w:ascii="Avenir Next" w:hAnsi="Avenir Next" w:cs="Avenir Next" w:eastAsia="Avenir Next"/>
+                      <w:color w:val="1A1A1A"/>
                       <w:sz w:val="19"/>
                       <w:szCs w:val="19"/>
                     </w:rPr>
-                    <w:t xml:space="preserve">B</w:t>
-                  </w:r>
-                  <w:r>
-                    <w:rPr>
-                      <w:rFonts w:ascii="Avenir Next" w:hAnsi="Avenir Next" w:cs="Avenir Next" w:eastAsia="Avenir Next"/>
-                      <w:color w:val="1A1A1A"/>
-                      <w:sz w:val="19"/>
-                      <w:szCs w:val="19"/>
-                    </w:rPr>
                     <w:tab/>
                   </w:r>
                   <w:r>
                     <w:rPr>
                       <w:rFonts w:ascii="Avenir Next" w:hAnsi="Avenir Next" w:cs="Avenir Next" w:eastAsia="Avenir Next"/>
                       <w:color w:val="1A1A1A"/>
-                      <w:sz w:val="19"/>
+                      <w:sz w:val="22"/>
                       <w:szCs w:val="19"/>
                     </w:rPr>
                     <w:t xml:space="preserve">5</w:t>
@@ -3834,25 +3840,25 @@
                       <w:rFonts w:ascii="Avenir Next" w:hAnsi="Avenir Next" w:cs="Avenir Next" w:eastAsia="Avenir Next"/>
                       <w:b/>
                       <w:color w:val="003A70"/>
+                      <w:sz w:val="22"/>
+                      <w:szCs w:val="19"/>
+                    </w:rPr>
+                    <w:t xml:space="preserve">C</w:t>
+                  </w:r>
+                  <w:r>
+                    <w:rPr>
+                      <w:rFonts w:ascii="Avenir Next" w:hAnsi="Avenir Next" w:cs="Avenir Next" w:eastAsia="Avenir Next"/>
+                      <w:color w:val="1A1A1A"/>
                       <w:sz w:val="19"/>
                       <w:szCs w:val="19"/>
                     </w:rPr>
-                    <w:t xml:space="preserve">C</w:t>
-                  </w:r>
-                  <w:r>
-                    <w:rPr>
-                      <w:rFonts w:ascii="Avenir Next" w:hAnsi="Avenir Next" w:cs="Avenir Next" w:eastAsia="Avenir Next"/>
-                      <w:color w:val="1A1A1A"/>
-                      <w:sz w:val="19"/>
-                      <w:szCs w:val="19"/>
-                    </w:rPr>
                     <w:tab/>
                   </w:r>
                   <w:r>
                     <w:rPr>
                       <w:rFonts w:ascii="Avenir Next" w:hAnsi="Avenir Next" w:cs="Avenir Next" w:eastAsia="Avenir Next"/>
                       <w:color w:val="1A1A1A"/>
-                      <w:sz w:val="19"/>
+                      <w:sz w:val="22"/>
                       <w:szCs w:val="19"/>
                     </w:rPr>
                     <w:t xml:space="preserve">6</w:t>
@@ -3877,25 +3883,25 @@
                       <w:rFonts w:ascii="Avenir Next" w:hAnsi="Avenir Next" w:cs="Avenir Next" w:eastAsia="Avenir Next"/>
                       <w:b/>
                       <w:color w:val="003A70"/>
+                      <w:sz w:val="22"/>
+                      <w:szCs w:val="19"/>
+                    </w:rPr>
+                    <w:t xml:space="preserve">D</w:t>
+                  </w:r>
+                  <w:r>
+                    <w:rPr>
+                      <w:rFonts w:ascii="Avenir Next" w:hAnsi="Avenir Next" w:cs="Avenir Next" w:eastAsia="Avenir Next"/>
+                      <w:color w:val="1A1A1A"/>
                       <w:sz w:val="19"/>
                       <w:szCs w:val="19"/>
                     </w:rPr>
-                    <w:t xml:space="preserve">D</w:t>
-                  </w:r>
-                  <w:r>
-                    <w:rPr>
-                      <w:rFonts w:ascii="Avenir Next" w:hAnsi="Avenir Next" w:cs="Avenir Next" w:eastAsia="Avenir Next"/>
-                      <w:color w:val="1A1A1A"/>
-                      <w:sz w:val="19"/>
-                      <w:szCs w:val="19"/>
-                    </w:rPr>
                     <w:tab/>
                   </w:r>
                   <w:r>
                     <w:rPr>
                       <w:rFonts w:ascii="Avenir Next" w:hAnsi="Avenir Next" w:cs="Avenir Next" w:eastAsia="Avenir Next"/>
                       <w:color w:val="1A1A1A"/>
-                      <w:sz w:val="19"/>
+                      <w:sz w:val="22"/>
                       <w:szCs w:val="19"/>
                     </w:rPr>
                     <w:t xml:space="preserve">8</w:t>
@@ -3906,7 +3912,7 @@
           </w:tbl>
           <w:p>
             <w:pPr>
-              <w:spacing w:before="0" w:after="0" w:line="24" w:lineRule="auto"/>
+              <w:spacing w:before="0" w:after="0" w:line="50" w:lineRule="exact"/>
             </w:pPr>
           </w:p>
         </w:tc>
@@ -3914,11 +3920,12 @@
     </w:tbl>
     <w:p>
       <w:pPr>
-        <w:spacing w:before="0" w:after="0" w:line="20" w:lineRule="exact"/>
+        <w:spacing w:before="0" w:after="0" w:line="50" w:lineRule="exact"/>
       </w:pPr>
     </w:p>
     <w:p>
       <w:pPr>
+        <w:pStyle w:val="Heading2"/>
         <w:keepNext/>
         <w:pBdr>
           <w:bottom w:val="single" w:sz="8" w:space="3" w:color="003A70"/>
@@ -3934,7 +3941,7 @@
           <w:b/>
           <w:color w:val="003A70"/>
           <w:spacing w:val="14"/>
-          <w:sz w:val="19"/>
+          <w:sz w:val="22"/>
           <w:szCs w:val="19"/>
         </w:rPr>
         <w:t xml:space="preserve">SELF-CHECK CODE</w:t>
@@ -3953,7 +3960,7 @@
           <w:rFonts w:ascii="Avenir Next" w:hAnsi="Avenir Next" w:cs="Avenir Next" w:eastAsia="Avenir Next"/>
           <w:i/>
           <w:color w:val="5A5F66"/>
-          <w:sz w:val="17"/>
+          <w:sz w:val="22"/>
           <w:szCs w:val="17"/>
         </w:rPr>
         <w:t xml:space="preserve">find your answer · copy its letter into that problem’s box · spell a math word</w:t>
@@ -4011,7 +4018,7 @@
                 <w:rFonts w:ascii="Avenir Next" w:hAnsi="Avenir Next" w:cs="Avenir Next" w:eastAsia="Avenir Next"/>
                 <w:b/>
                 <w:color w:val="1A1A1A"/>
-                <w:sz w:val="18"/>
+                <w:sz w:val="22"/>
                 <w:szCs w:val="18"/>
               </w:rPr>
               <w:t xml:space="preserve">56</w:t>
@@ -4027,7 +4034,7 @@
                 <w:rFonts w:ascii="Avenir Next" w:hAnsi="Avenir Next" w:cs="Avenir Next" w:eastAsia="Avenir Next"/>
                 <w:b/>
                 <w:color w:val="003A70"/>
-                <w:sz w:val="18"/>
+                <w:sz w:val="22"/>
                 <w:szCs w:val="18"/>
               </w:rPr>
               <w:t xml:space="preserve">Q</w:t>
@@ -4050,7 +4057,7 @@
                 <w:rFonts w:ascii="Avenir Next" w:hAnsi="Avenir Next" w:cs="Avenir Next" w:eastAsia="Avenir Next"/>
                 <w:b/>
                 <w:color w:val="1A1A1A"/>
-                <w:sz w:val="18"/>
+                <w:sz w:val="22"/>
                 <w:szCs w:val="18"/>
               </w:rPr>
               <w:t xml:space="preserve">28</w:t>
@@ -4066,7 +4073,7 @@
                 <w:rFonts w:ascii="Avenir Next" w:hAnsi="Avenir Next" w:cs="Avenir Next" w:eastAsia="Avenir Next"/>
                 <w:b/>
                 <w:color w:val="003A70"/>
-                <w:sz w:val="18"/>
+                <w:sz w:val="22"/>
                 <w:szCs w:val="18"/>
               </w:rPr>
               <w:t xml:space="preserve">O</w:t>
@@ -4089,7 +4096,7 @@
                 <w:rFonts w:ascii="Avenir Next" w:hAnsi="Avenir Next" w:cs="Avenir Next" w:eastAsia="Avenir Next"/>
                 <w:b/>
                 <w:color w:val="1A1A1A"/>
-                <w:sz w:val="18"/>
+                <w:sz w:val="22"/>
                 <w:szCs w:val="18"/>
               </w:rPr>
               <w:t xml:space="preserve">49</w:t>
@@ -4105,7 +4112,7 @@
                 <w:rFonts w:ascii="Avenir Next" w:hAnsi="Avenir Next" w:cs="Avenir Next" w:eastAsia="Avenir Next"/>
                 <w:b/>
                 <w:color w:val="003A70"/>
-                <w:sz w:val="18"/>
+                <w:sz w:val="22"/>
                 <w:szCs w:val="18"/>
               </w:rPr>
               <w:t xml:space="preserve">I</w:t>
@@ -4128,7 +4135,7 @@
                 <w:rFonts w:ascii="Avenir Next" w:hAnsi="Avenir Next" w:cs="Avenir Next" w:eastAsia="Avenir Next"/>
                 <w:b/>
                 <w:color w:val="1A1A1A"/>
-                <w:sz w:val="18"/>
+                <w:sz w:val="22"/>
                 <w:szCs w:val="18"/>
               </w:rPr>
               <w:t xml:space="preserve">30</w:t>
@@ -4144,7 +4151,7 @@
                 <w:rFonts w:ascii="Avenir Next" w:hAnsi="Avenir Next" w:cs="Avenir Next" w:eastAsia="Avenir Next"/>
                 <w:b/>
                 <w:color w:val="003A70"/>
-                <w:sz w:val="18"/>
+                <w:sz w:val="22"/>
                 <w:szCs w:val="18"/>
               </w:rPr>
               <w:t xml:space="preserve">Z</w:t>
@@ -4167,7 +4174,7 @@
                 <w:rFonts w:ascii="Avenir Next" w:hAnsi="Avenir Next" w:cs="Avenir Next" w:eastAsia="Avenir Next"/>
                 <w:b/>
                 <w:color w:val="1A1A1A"/>
-                <w:sz w:val="18"/>
+                <w:sz w:val="22"/>
                 <w:szCs w:val="18"/>
               </w:rPr>
               <w:t xml:space="preserve">64</w:t>
@@ -4183,7 +4190,7 @@
                 <w:rFonts w:ascii="Avenir Next" w:hAnsi="Avenir Next" w:cs="Avenir Next" w:eastAsia="Avenir Next"/>
                 <w:b/>
                 <w:color w:val="003A70"/>
-                <w:sz w:val="18"/>
+                <w:sz w:val="22"/>
                 <w:szCs w:val="18"/>
               </w:rPr>
               <w:t xml:space="preserve">F</w:t>
@@ -4206,7 +4213,7 @@
                 <w:rFonts w:ascii="Avenir Next" w:hAnsi="Avenir Next" w:cs="Avenir Next" w:eastAsia="Avenir Next"/>
                 <w:b/>
                 <w:color w:val="1A1A1A"/>
-                <w:sz w:val="18"/>
+                <w:sz w:val="22"/>
                 <w:szCs w:val="18"/>
               </w:rPr>
               <w:t xml:space="preserve">90</w:t>
@@ -4222,7 +4229,7 @@
                 <w:rFonts w:ascii="Avenir Next" w:hAnsi="Avenir Next" w:cs="Avenir Next" w:eastAsia="Avenir Next"/>
                 <w:b/>
                 <w:color w:val="003A70"/>
-                <w:sz w:val="18"/>
+                <w:sz w:val="22"/>
                 <w:szCs w:val="18"/>
               </w:rPr>
               <w:t xml:space="preserve">L</w:t>
@@ -4245,7 +4252,7 @@
                 <w:rFonts w:ascii="Avenir Next" w:hAnsi="Avenir Next" w:cs="Avenir Next" w:eastAsia="Avenir Next"/>
                 <w:b/>
                 <w:color w:val="1A1A1A"/>
-                <w:sz w:val="18"/>
+                <w:sz w:val="22"/>
                 <w:szCs w:val="18"/>
               </w:rPr>
               <w:t xml:space="preserve">35</w:t>
@@ -4261,7 +4268,7 @@
                 <w:rFonts w:ascii="Avenir Next" w:hAnsi="Avenir Next" w:cs="Avenir Next" w:eastAsia="Avenir Next"/>
                 <w:b/>
                 <w:color w:val="003A70"/>
-                <w:sz w:val="18"/>
+                <w:sz w:val="22"/>
                 <w:szCs w:val="18"/>
               </w:rPr>
               <w:t xml:space="preserve">N</w:t>
@@ -4284,7 +4291,7 @@
                 <w:rFonts w:ascii="Avenir Next" w:hAnsi="Avenir Next" w:cs="Avenir Next" w:eastAsia="Avenir Next"/>
                 <w:b/>
                 <w:color w:val="1A1A1A"/>
-                <w:sz w:val="18"/>
+                <w:sz w:val="22"/>
                 <w:szCs w:val="18"/>
               </w:rPr>
               <w:t xml:space="preserve">70</w:t>
@@ -4300,7 +4307,7 @@
                 <w:rFonts w:ascii="Avenir Next" w:hAnsi="Avenir Next" w:cs="Avenir Next" w:eastAsia="Avenir Next"/>
                 <w:b/>
                 <w:color w:val="003A70"/>
-                <w:sz w:val="18"/>
+                <w:sz w:val="22"/>
                 <w:szCs w:val="18"/>
               </w:rPr>
               <w:t xml:space="preserve">G</w:t>
@@ -4323,7 +4330,7 @@
                 <w:rFonts w:ascii="Avenir Next" w:hAnsi="Avenir Next" w:cs="Avenir Next" w:eastAsia="Avenir Next"/>
                 <w:b/>
                 <w:color w:val="1A1A1A"/>
-                <w:sz w:val="18"/>
+                <w:sz w:val="22"/>
                 <w:szCs w:val="18"/>
               </w:rPr>
               <w:t xml:space="preserve">15</w:t>
@@ -4339,7 +4346,7 @@
                 <w:rFonts w:ascii="Avenir Next" w:hAnsi="Avenir Next" w:cs="Avenir Next" w:eastAsia="Avenir Next"/>
                 <w:b/>
                 <w:color w:val="003A70"/>
-                <w:sz w:val="18"/>
+                <w:sz w:val="22"/>
                 <w:szCs w:val="18"/>
               </w:rPr>
               <w:t xml:space="preserve">D</w:t>
@@ -4350,7 +4357,7 @@
     </w:tbl>
     <w:p>
       <w:pPr>
-        <w:spacing w:before="0" w:after="0" w:line="60" w:lineRule="auto"/>
+        <w:spacing w:before="0" w:after="0" w:line="50" w:lineRule="exact"/>
       </w:pPr>
     </w:p>
     <w:tbl>
@@ -4539,7 +4546,7 @@
     </w:tbl>
     <w:p>
       <w:pPr>
-        <w:spacing w:before="0" w:after="0" w:line="40" w:lineRule="auto"/>
+        <w:spacing w:before="0" w:after="0" w:line="50" w:lineRule="exact"/>
       </w:pPr>
     </w:p>
     <w:tbl>
@@ -4581,6 +4588,7 @@
           </w:tcPr>
           <w:p>
             <w:pPr>
+              <w:pStyle w:val="Heading2"/>
               <w:spacing w:before="0" w:after="0" w:line="240" w:lineRule="auto"/>
             </w:pPr>
             <w:r>
@@ -4618,7 +4626,7 @@
               <w:rPr>
                 <w:rFonts w:ascii="Avenir Next" w:hAnsi="Avenir Next" w:cs="Avenir Next" w:eastAsia="Avenir Next"/>
                 <w:color w:val="1A1A1A"/>
-                <w:sz w:val="17"/>
+                <w:sz w:val="22"/>
                 <w:szCs w:val="17"/>
               </w:rPr>
               <w:t xml:space="preserve">  I can do this on my own</w:t>
@@ -4647,7 +4655,7 @@
               <w:rPr>
                 <w:rFonts w:ascii="Avenir Next" w:hAnsi="Avenir Next" w:cs="Avenir Next" w:eastAsia="Avenir Next"/>
                 <w:color w:val="1A1A1A"/>
-                <w:sz w:val="17"/>
+                <w:sz w:val="22"/>
                 <w:szCs w:val="17"/>
               </w:rPr>
               <w:t xml:space="preserve">  I need a little help</w:t>
@@ -4676,7 +4684,7 @@
               <w:rPr>
                 <w:rFonts w:ascii="Avenir Next" w:hAnsi="Avenir Next" w:cs="Avenir Next" w:eastAsia="Avenir Next"/>
                 <w:color w:val="1A1A1A"/>
-                <w:sz w:val="17"/>
+                <w:sz w:val="22"/>
                 <w:szCs w:val="17"/>
               </w:rPr>
               <w:t xml:space="preserve">  I have a question about #</w:t>
@@ -4697,7 +4705,7 @@
     </w:tbl>
     <w:p>
       <w:pPr>
-        <w:spacing w:before="0" w:after="0" w:line="20" w:lineRule="exact"/>
+        <w:spacing w:before="0" w:after="0" w:line="50" w:lineRule="exact"/>
       </w:pPr>
     </w:p>
     <w:sectPr>
@@ -4783,7 +4791,106 @@
               <w:sz w:val="15"/>
               <w:szCs w:val="15"/>
             </w:rPr>
-            <w:t xml:space="preserve">Lesson 5-6  ·  Session 1  ·  Practice Form B</w:t>
+            <w:t xml:space="preserve">5-6 · Page </w:t>
+          </w:r>
+          <w:r>
+            <w:rPr>
+              <w:rFonts w:ascii="Avenir Next" w:hAnsi="Avenir Next" w:cs="Avenir Next" w:eastAsia="Avenir Next"/>
+              <w:color w:val="5A5F66"/>
+              <w:sz w:val="15"/>
+              <w:szCs w:val="15"/>
+            </w:rPr>
+            <w:fldChar w:fldCharType="begin"/>
+          </w:r>
+          <w:r>
+            <w:rPr>
+              <w:rFonts w:ascii="Avenir Next" w:hAnsi="Avenir Next" w:cs="Avenir Next" w:eastAsia="Avenir Next"/>
+              <w:color w:val="5A5F66"/>
+              <w:sz w:val="15"/>
+              <w:szCs w:val="15"/>
+            </w:rPr>
+            <w:instrText xml:space="preserve"> PAGE </w:instrText>
+          </w:r>
+          <w:r>
+            <w:rPr>
+              <w:rFonts w:ascii="Avenir Next" w:hAnsi="Avenir Next" w:cs="Avenir Next" w:eastAsia="Avenir Next"/>
+              <w:color w:val="5A5F66"/>
+              <w:sz w:val="15"/>
+              <w:szCs w:val="15"/>
+            </w:rPr>
+            <w:fldChar w:fldCharType="separate"/>
+          </w:r>
+          <w:r>
+            <w:rPr>
+              <w:rFonts w:ascii="Avenir Next" w:hAnsi="Avenir Next" w:cs="Avenir Next" w:eastAsia="Avenir Next"/>
+              <w:color w:val="5A5F66"/>
+              <w:sz w:val="15"/>
+              <w:szCs w:val="15"/>
+            </w:rPr>
+            <w:t xml:space="preserve">1</w:t>
+          </w:r>
+          <w:r>
+            <w:rPr>
+              <w:rFonts w:ascii="Avenir Next" w:hAnsi="Avenir Next" w:cs="Avenir Next" w:eastAsia="Avenir Next"/>
+              <w:color w:val="5A5F66"/>
+              <w:sz w:val="15"/>
+              <w:szCs w:val="15"/>
+            </w:rPr>
+            <w:fldChar w:fldCharType="end"/>
+          </w:r>
+          <w:r>
+            <w:rPr>
+              <w:rFonts w:ascii="Avenir Next" w:hAnsi="Avenir Next" w:cs="Avenir Next" w:eastAsia="Avenir Next"/>
+              <w:color w:val="5A5F66"/>
+              <w:sz w:val="15"/>
+              <w:szCs w:val="15"/>
+            </w:rPr>
+            <w:t xml:space="preserve"> of </w:t>
+          </w:r>
+          <w:r>
+            <w:rPr>
+              <w:rFonts w:ascii="Avenir Next" w:hAnsi="Avenir Next" w:cs="Avenir Next" w:eastAsia="Avenir Next"/>
+              <w:color w:val="5A5F66"/>
+              <w:sz w:val="15"/>
+              <w:szCs w:val="15"/>
+            </w:rPr>
+            <w:fldChar w:fldCharType="begin"/>
+          </w:r>
+          <w:r>
+            <w:rPr>
+              <w:rFonts w:ascii="Avenir Next" w:hAnsi="Avenir Next" w:cs="Avenir Next" w:eastAsia="Avenir Next"/>
+              <w:color w:val="5A5F66"/>
+              <w:sz w:val="15"/>
+              <w:szCs w:val="15"/>
+            </w:rPr>
+            <w:instrText xml:space="preserve"> NUMPAGES </w:instrText>
+          </w:r>
+          <w:r>
+            <w:rPr>
+              <w:rFonts w:ascii="Avenir Next" w:hAnsi="Avenir Next" w:cs="Avenir Next" w:eastAsia="Avenir Next"/>
+              <w:color w:val="5A5F66"/>
+              <w:sz w:val="15"/>
+              <w:szCs w:val="15"/>
+            </w:rPr>
+            <w:fldChar w:fldCharType="separate"/>
+          </w:r>
+          <w:r>
+            <w:rPr>
+              <w:rFonts w:ascii="Avenir Next" w:hAnsi="Avenir Next" w:cs="Avenir Next" w:eastAsia="Avenir Next"/>
+              <w:color w:val="5A5F66"/>
+              <w:sz w:val="15"/>
+              <w:szCs w:val="15"/>
+            </w:rPr>
+            <w:t xml:space="preserve">1</w:t>
+          </w:r>
+          <w:r>
+            <w:rPr>
+              <w:rFonts w:ascii="Avenir Next" w:hAnsi="Avenir Next" w:cs="Avenir Next" w:eastAsia="Avenir Next"/>
+              <w:color w:val="5A5F66"/>
+              <w:sz w:val="15"/>
+              <w:szCs w:val="15"/>
+            </w:rPr>
+            <w:fldChar w:fldCharType="end"/>
           </w:r>
         </w:p>
       </w:tc>
@@ -4826,5 +4933,23 @@
       </w:tblCellMar>
     </w:tblPr>
   </w:style>
+  <w:style w:type="paragraph" w:styleId="Heading1">
+    <w:name w:val="heading 1"/>
+    <w:basedOn w:val="Normal"/>
+    <w:pPr>
+      <w:outlineLvl w:val="0"/>
+      <w:keepNext w:val="0"/>
+      <w:keepLines w:val="0"/>
+    </w:pPr>
+  </w:style>
+  <w:style w:type="paragraph" w:styleId="Heading2">
+    <w:name w:val="heading 2"/>
+    <w:basedOn w:val="Normal"/>
+    <w:pPr>
+      <w:outlineLvl w:val="1"/>
+      <w:keepNext w:val="0"/>
+      <w:keepLines w:val="0"/>
+    </w:pPr>
+  </w:style>
 </w:styles>
 </file>